--- a/Laporan_Modul1 _23051430005_Radhitya Adha F R.docx
+++ b/Laporan_Modul1 _23051430005_Radhitya Adha F R.docx
@@ -274,7 +274,71 @@
                 <w:sz w:val="22"/>
                 <w:szCs w:val="22"/>
               </w:rPr>
-              <w:t>MODUL __ – [JUDUL PERTEMUAN]</w:t>
+              <w:t xml:space="preserve">MODUL </w:t>
+            </w:r>
+            <w:r>
+              <w:rPr>
+                <w:b/>
+                <w:bCs/>
+                <w:color w:val="1A3557"/>
+                <w:sz w:val="22"/>
+                <w:szCs w:val="22"/>
+              </w:rPr>
+              <w:t xml:space="preserve">1 </w:t>
+            </w:r>
+            <w:r>
+              <w:rPr>
+                <w:b/>
+                <w:bCs/>
+                <w:color w:val="1A3557"/>
+                <w:sz w:val="22"/>
+                <w:szCs w:val="22"/>
+              </w:rPr>
+              <w:t xml:space="preserve"> – </w:t>
+            </w:r>
+            <w:proofErr w:type="spellStart"/>
+            <w:r>
+              <w:rPr>
+                <w:b/>
+                <w:bCs/>
+                <w:color w:val="1A3557"/>
+                <w:sz w:val="28"/>
+                <w:szCs w:val="28"/>
+              </w:rPr>
+              <w:t>Pengenalan</w:t>
+            </w:r>
+            <w:proofErr w:type="spellEnd"/>
+            <w:r>
+              <w:rPr>
+                <w:b/>
+                <w:bCs/>
+                <w:color w:val="1A3557"/>
+                <w:sz w:val="28"/>
+                <w:szCs w:val="28"/>
+              </w:rPr>
+              <w:t xml:space="preserve"> </w:t>
+            </w:r>
+            <w:proofErr w:type="spellStart"/>
+            <w:r>
+              <w:rPr>
+                <w:b/>
+                <w:bCs/>
+                <w:color w:val="1A3557"/>
+                <w:sz w:val="28"/>
+                <w:szCs w:val="28"/>
+              </w:rPr>
+              <w:t>Pemrograman</w:t>
+            </w:r>
+            <w:proofErr w:type="spellEnd"/>
+            <w:r>
+              <w:rPr>
+                <w:b/>
+                <w:bCs/>
+                <w:color w:val="1A3557"/>
+                <w:sz w:val="28"/>
+                <w:szCs w:val="28"/>
+              </w:rPr>
+              <w:t xml:space="preserve"> Web &amp; HTML Dasar</w:t>
             </w:r>
           </w:p>
         </w:tc>
@@ -795,14 +859,7 @@
                 <w:sz w:val="22"/>
                 <w:szCs w:val="22"/>
               </w:rPr>
-              <w:t>1</w:t>
-            </w:r>
-            <w:r>
-              <w:rPr>
-                <w:sz w:val="22"/>
-                <w:szCs w:val="22"/>
-              </w:rPr>
-              <w:t>4</w:t>
+              <w:t>20</w:t>
             </w:r>
             <w:r>
               <w:rPr>
@@ -5006,43 +5063,7 @@
                 <w:szCs w:val="22"/>
                 <w:lang w:val="en-US"/>
               </w:rPr>
-              <w:t xml:space="preserve"> </w:t>
-            </w:r>
-            <w:proofErr w:type="gramStart"/>
-            <w:r>
-              <w:rPr>
-                <w:sz w:val="22"/>
-                <w:szCs w:val="22"/>
-                <w:lang w:val="en-US"/>
-              </w:rPr>
-              <w:t>oleh :</w:t>
-            </w:r>
-            <w:proofErr w:type="gramEnd"/>
-            <w:r>
-              <w:rPr>
-                <w:sz w:val="22"/>
-                <w:szCs w:val="22"/>
-                <w:lang w:val="en-US"/>
-              </w:rPr>
-              <w:t xml:space="preserve"> Radhitya Adha Fadhlur Rohman (</w:t>
-            </w:r>
-            <w:proofErr w:type="gramStart"/>
-            <w:r>
-              <w:rPr>
-                <w:sz w:val="22"/>
-                <w:szCs w:val="22"/>
-                <w:lang w:val="en-US"/>
-              </w:rPr>
-              <w:t>23051430005)&lt;</w:t>
-            </w:r>
-            <w:proofErr w:type="gramEnd"/>
-            <w:r>
-              <w:rPr>
-                <w:sz w:val="22"/>
-                <w:szCs w:val="22"/>
-                <w:lang w:val="en-US"/>
-              </w:rPr>
-              <w:t>/h3&gt;</w:t>
+              <w:t xml:space="preserve"> oleh : Radhitya Adha Fadhlur Rohman (23051430005)&lt;/h3&gt;</w:t>
             </w:r>
           </w:p>
           <w:p>
@@ -6715,97 +6736,43 @@
                 <w:szCs w:val="22"/>
                 <w:lang w:val="en-US"/>
               </w:rPr>
-              <w:t xml:space="preserve">    &lt;option value="Pagi"&gt;Pagi (08:00 - </w:t>
-            </w:r>
-            <w:proofErr w:type="gramStart"/>
-            <w:r>
-              <w:rPr>
-                <w:sz w:val="22"/>
-                <w:szCs w:val="22"/>
-                <w:lang w:val="en-US"/>
-              </w:rPr>
-              <w:t>16:00)&lt;</w:t>
-            </w:r>
-            <w:proofErr w:type="gramEnd"/>
-            <w:r>
-              <w:rPr>
-                <w:sz w:val="22"/>
-                <w:szCs w:val="22"/>
-                <w:lang w:val="en-US"/>
-              </w:rPr>
-              <w:t>/option&gt;</w:t>
-            </w:r>
-          </w:p>
-          <w:p>
-            <w:pPr>
-              <w:spacing w:line="276" w:lineRule="auto"/>
-              <w:rPr>
-                <w:sz w:val="22"/>
-                <w:szCs w:val="22"/>
-                <w:lang w:val="en-US"/>
-              </w:rPr>
-            </w:pPr>
-            <w:r>
-              <w:rPr>
-                <w:sz w:val="22"/>
-                <w:szCs w:val="22"/>
-                <w:lang w:val="en-US"/>
-              </w:rPr>
-              <w:t xml:space="preserve">    &lt;option value="Siang"&gt;Siang (16:00 - </w:t>
-            </w:r>
-            <w:proofErr w:type="gramStart"/>
-            <w:r>
-              <w:rPr>
-                <w:sz w:val="22"/>
-                <w:szCs w:val="22"/>
-                <w:lang w:val="en-US"/>
-              </w:rPr>
-              <w:t>24:00)&lt;</w:t>
-            </w:r>
-            <w:proofErr w:type="gramEnd"/>
-            <w:r>
-              <w:rPr>
-                <w:sz w:val="22"/>
-                <w:szCs w:val="22"/>
-                <w:lang w:val="en-US"/>
-              </w:rPr>
-              <w:t>/option&gt;</w:t>
-            </w:r>
-          </w:p>
-          <w:p>
-            <w:pPr>
-              <w:spacing w:line="276" w:lineRule="auto"/>
-              <w:rPr>
-                <w:sz w:val="22"/>
-                <w:szCs w:val="22"/>
-                <w:lang w:val="en-US"/>
-              </w:rPr>
-            </w:pPr>
-            <w:r>
-              <w:rPr>
-                <w:sz w:val="22"/>
-                <w:szCs w:val="22"/>
-                <w:lang w:val="en-US"/>
-              </w:rPr>
-              <w:t xml:space="preserve">    &lt;option value="Malam"&gt;Malam (00:00 - </w:t>
-            </w:r>
-            <w:proofErr w:type="gramStart"/>
-            <w:r>
-              <w:rPr>
-                <w:sz w:val="22"/>
-                <w:szCs w:val="22"/>
-                <w:lang w:val="en-US"/>
-              </w:rPr>
-              <w:t>08:00)&lt;</w:t>
-            </w:r>
-            <w:proofErr w:type="gramEnd"/>
-            <w:r>
-              <w:rPr>
-                <w:sz w:val="22"/>
-                <w:szCs w:val="22"/>
-                <w:lang w:val="en-US"/>
-              </w:rPr>
-              <w:t>/option&gt;</w:t>
+              <w:t>    &lt;option value="Pagi"&gt;Pagi (08:00 - 16:00)&lt;/option&gt;</w:t>
+            </w:r>
+          </w:p>
+          <w:p>
+            <w:pPr>
+              <w:spacing w:line="276" w:lineRule="auto"/>
+              <w:rPr>
+                <w:sz w:val="22"/>
+                <w:szCs w:val="22"/>
+                <w:lang w:val="en-US"/>
+              </w:rPr>
+            </w:pPr>
+            <w:r>
+              <w:rPr>
+                <w:sz w:val="22"/>
+                <w:szCs w:val="22"/>
+                <w:lang w:val="en-US"/>
+              </w:rPr>
+              <w:t>    &lt;option value="Siang"&gt;Siang (16:00 - 24:00)&lt;/option&gt;</w:t>
+            </w:r>
+          </w:p>
+          <w:p>
+            <w:pPr>
+              <w:spacing w:line="276" w:lineRule="auto"/>
+              <w:rPr>
+                <w:sz w:val="22"/>
+                <w:szCs w:val="22"/>
+                <w:lang w:val="en-US"/>
+              </w:rPr>
+            </w:pPr>
+            <w:r>
+              <w:rPr>
+                <w:sz w:val="22"/>
+                <w:szCs w:val="22"/>
+                <w:lang w:val="en-US"/>
+              </w:rPr>
+              <w:t>    &lt;option value="Malam"&gt;Malam (00:00 - 08:00)&lt;/option&gt;</w:t>
             </w:r>
           </w:p>
           <w:p>
@@ -11013,29 +10980,7 @@
                 <w:szCs w:val="22"/>
                 <w:lang w:val="en-US"/>
               </w:rPr>
-              <w:t xml:space="preserve">            </w:t>
-            </w:r>
-            <w:proofErr w:type="gramStart"/>
-            <w:r>
-              <w:rPr>
-                <w:rFonts w:eastAsia="Courier New"/>
-                <w:color w:val="D4D4D4"/>
-                <w:sz w:val="22"/>
-                <w:szCs w:val="22"/>
-                <w:lang w:val="en-US"/>
-              </w:rPr>
-              <w:t>&lt;!--</w:t>
-            </w:r>
-            <w:proofErr w:type="gramEnd"/>
-            <w:r>
-              <w:rPr>
-                <w:rFonts w:eastAsia="Courier New"/>
-                <w:color w:val="D4D4D4"/>
-                <w:sz w:val="22"/>
-                <w:szCs w:val="22"/>
-                <w:lang w:val="en-US"/>
-              </w:rPr>
-              <w:t xml:space="preserve"> Jenis Cacat --&gt;</w:t>
+              <w:t>            &lt;!-- Jenis Cacat --&gt;</w:t>
             </w:r>
           </w:p>
           <w:p>
@@ -11766,29 +11711,7 @@
                 <w:lang w:val="en-US"/>
               </w:rPr>
               <w:lastRenderedPageBreak/>
-              <w:t xml:space="preserve">            </w:t>
-            </w:r>
-            <w:proofErr w:type="gramStart"/>
-            <w:r>
-              <w:rPr>
-                <w:rFonts w:eastAsia="Courier New"/>
-                <w:color w:val="D4D4D4"/>
-                <w:sz w:val="22"/>
-                <w:szCs w:val="22"/>
-                <w:lang w:val="en-US"/>
-              </w:rPr>
-              <w:t>&lt;!--</w:t>
-            </w:r>
-            <w:proofErr w:type="gramEnd"/>
-            <w:r>
-              <w:rPr>
-                <w:rFonts w:eastAsia="Courier New"/>
-                <w:color w:val="D4D4D4"/>
-                <w:sz w:val="22"/>
-                <w:szCs w:val="22"/>
-                <w:lang w:val="en-US"/>
-              </w:rPr>
-              <w:t xml:space="preserve"> </w:t>
+              <w:t xml:space="preserve">            &lt;!-- </w:t>
             </w:r>
             <w:proofErr w:type="spellStart"/>
             <w:r>

--- a/Laporan_Modul1 _23051430005_Radhitya Adha F R.docx
+++ b/Laporan_Modul1 _23051430005_Radhitya Adha F R.docx
@@ -264,6 +264,7 @@
               <w:rPr>
                 <w:sz w:val="22"/>
                 <w:szCs w:val="22"/>
+                <w:lang w:val="sv-SE"/>
               </w:rPr>
             </w:pPr>
             <w:r>
@@ -273,6 +274,7 @@
                 <w:color w:val="1A3557"/>
                 <w:sz w:val="22"/>
                 <w:szCs w:val="22"/>
+                <w:lang w:val="sv-SE"/>
               </w:rPr>
               <w:t xml:space="preserve">MODUL </w:t>
             </w:r>
@@ -283,8 +285,9 @@
                 <w:color w:val="1A3557"/>
                 <w:sz w:val="22"/>
                 <w:szCs w:val="22"/>
-              </w:rPr>
-              <w:t xml:space="preserve">1 </w:t>
+                <w:lang w:val="sv-SE"/>
+              </w:rPr>
+              <w:t>2</w:t>
             </w:r>
             <w:r>
               <w:rPr>
@@ -293,10 +296,21 @@
                 <w:color w:val="1A3557"/>
                 <w:sz w:val="22"/>
                 <w:szCs w:val="22"/>
+                <w:lang w:val="sv-SE"/>
+              </w:rPr>
+              <w:t xml:space="preserve"> </w:t>
+            </w:r>
+            <w:r>
+              <w:rPr>
+                <w:b/>
+                <w:bCs/>
+                <w:color w:val="1A3557"/>
+                <w:sz w:val="22"/>
+                <w:szCs w:val="22"/>
+                <w:lang w:val="sv-SE"/>
               </w:rPr>
               <w:t xml:space="preserve"> – </w:t>
             </w:r>
-            <w:proofErr w:type="spellStart"/>
             <w:r>
               <w:rPr>
                 <w:b/>
@@ -304,41 +318,9 @@
                 <w:color w:val="1A3557"/>
                 <w:sz w:val="28"/>
                 <w:szCs w:val="28"/>
-              </w:rPr>
-              <w:t>Pengenalan</w:t>
-            </w:r>
-            <w:proofErr w:type="spellEnd"/>
-            <w:r>
-              <w:rPr>
-                <w:b/>
-                <w:bCs/>
-                <w:color w:val="1A3557"/>
-                <w:sz w:val="28"/>
-                <w:szCs w:val="28"/>
-              </w:rPr>
-              <w:t xml:space="preserve"> </w:t>
-            </w:r>
-            <w:proofErr w:type="spellStart"/>
-            <w:r>
-              <w:rPr>
-                <w:b/>
-                <w:bCs/>
-                <w:color w:val="1A3557"/>
-                <w:sz w:val="28"/>
-                <w:szCs w:val="28"/>
-              </w:rPr>
-              <w:t>Pemrograman</w:t>
-            </w:r>
-            <w:proofErr w:type="spellEnd"/>
-            <w:r>
-              <w:rPr>
-                <w:b/>
-                <w:bCs/>
-                <w:color w:val="1A3557"/>
-                <w:sz w:val="28"/>
-                <w:szCs w:val="28"/>
-              </w:rPr>
-              <w:t xml:space="preserve"> Web &amp; HTML Dasar</w:t>
+                <w:lang w:val="sv-SE"/>
+              </w:rPr>
+              <w:t>CSS DASAR DAN STYLING</w:t>
             </w:r>
           </w:p>
         </w:tc>
@@ -350,6 +332,7 @@
         <w:rPr>
           <w:sz w:val="22"/>
           <w:szCs w:val="22"/>
+          <w:lang w:val="sv-SE"/>
         </w:rPr>
       </w:pPr>
     </w:p>
@@ -359,6 +342,7 @@
         <w:rPr>
           <w:sz w:val="22"/>
           <w:szCs w:val="22"/>
+          <w:lang w:val="sv-SE"/>
         </w:rPr>
       </w:pPr>
     </w:p>
@@ -368,6 +352,7 @@
         <w:rPr>
           <w:sz w:val="22"/>
           <w:szCs w:val="22"/>
+          <w:lang w:val="sv-SE"/>
         </w:rPr>
       </w:pPr>
     </w:p>
@@ -1214,8 +1199,6 @@
             <w:r>
               <w:rPr>
                 <w:color w:val="333333"/>
-                <w:sz w:val="22"/>
-                <w:szCs w:val="22"/>
               </w:rPr>
               <w:t>Aplikasi</w:t>
             </w:r>
@@ -1223,8 +1206,6 @@
             <w:r>
               <w:rPr>
                 <w:color w:val="333333"/>
-                <w:sz w:val="22"/>
-                <w:szCs w:val="22"/>
               </w:rPr>
               <w:t xml:space="preserve"> Web dan Mobile</w:t>
             </w:r>
@@ -1300,11 +1281,8 @@
             <w:r>
               <w:rPr>
                 <w:color w:val="333333"/>
-                <w:sz w:val="22"/>
-                <w:szCs w:val="22"/>
-                <w:lang w:val="sv-SE"/>
-              </w:rPr>
-              <w:t>Modul Aplikasi Web dan Mobile Manual Praktikum (Pertemuan 1)</w:t>
+              </w:rPr>
+              <w:t>Modul 2</w:t>
             </w:r>
           </w:p>
         </w:tc>
@@ -1389,12 +1367,9 @@
             </w:pPr>
             <w:r>
               <w:rPr>
-                <w:color w:val="333333"/>
-                <w:sz w:val="22"/>
-                <w:szCs w:val="22"/>
                 <w:lang w:val="sv-SE"/>
               </w:rPr>
-              <w:t>Pengenalan Pemrograman Web &amp; HTML Dasar</w:t>
+              <w:t>Pertemuan 2 – Css Dasar dan Styling</w:t>
             </w:r>
           </w:p>
         </w:tc>
@@ -1479,12 +1454,9 @@
             </w:pPr>
             <w:r>
               <w:rPr>
-                <w:color w:val="333333"/>
-                <w:sz w:val="22"/>
-                <w:szCs w:val="22"/>
                 <w:lang w:val="sv-SE"/>
               </w:rPr>
-              <w:t>Struktur halaman web, elemen HTML semantik, dan formulir dasar.</w:t>
+              <w:t>Css Dasar dan Styling</w:t>
             </w:r>
           </w:p>
         </w:tc>
@@ -1581,8 +1553,6 @@
             <w:r>
               <w:rPr>
                 <w:color w:val="333333"/>
-                <w:sz w:val="22"/>
-                <w:szCs w:val="22"/>
               </w:rPr>
               <w:t xml:space="preserve">340 </w:t>
             </w:r>
@@ -1590,8 +1560,6 @@
             <w:r>
               <w:rPr>
                 <w:color w:val="333333"/>
-                <w:sz w:val="22"/>
-                <w:szCs w:val="22"/>
               </w:rPr>
               <w:t>Menit</w:t>
             </w:r>
@@ -1678,7 +1646,6 @@
               <w:bottom w:w="80" w:type="dxa"/>
               <w:right w:w="120" w:type="dxa"/>
             </w:tcMar>
-            <w:vAlign w:val="center"/>
           </w:tcPr>
           <w:p>
             <w:pPr>
@@ -1690,10 +1657,26 @@
             </w:pPr>
             <w:r>
               <w:rPr>
-                <w:sz w:val="22"/>
-                <w:szCs w:val="22"/>
-              </w:rPr>
-              <w:t>14 February 2026</w:t>
+                <w:sz w:val="21"/>
+                <w:szCs w:val="21"/>
+              </w:rPr>
+              <w:t xml:space="preserve">20 </w:t>
+            </w:r>
+            <w:proofErr w:type="spellStart"/>
+            <w:r>
+              <w:rPr>
+                <w:sz w:val="21"/>
+                <w:szCs w:val="21"/>
+              </w:rPr>
+              <w:t>Februari</w:t>
+            </w:r>
+            <w:proofErr w:type="spellEnd"/>
+            <w:r>
+              <w:rPr>
+                <w:sz w:val="21"/>
+                <w:szCs w:val="21"/>
+              </w:rPr>
+              <w:t xml:space="preserve"> 2026 </w:t>
             </w:r>
           </w:p>
         </w:tc>
@@ -2078,11 +2061,9 @@
             </w:pPr>
             <w:r>
               <w:rPr>
-                <w:sz w:val="22"/>
-                <w:szCs w:val="22"/>
                 <w:lang w:val="sv-SE"/>
               </w:rPr>
-              <w:t>Memahami peran dan fungsi aplikasi web dalam mendukung sistem informasi di lingkungan industri.</w:t>
+              <w:t>Memahami cara kerja CSS untuk mempercantik antarmuka pengguna (UI).</w:t>
             </w:r>
           </w:p>
         </w:tc>
@@ -2155,11 +2136,9 @@
             </w:pPr>
             <w:r>
               <w:rPr>
-                <w:sz w:val="22"/>
-                <w:szCs w:val="22"/>
                 <w:lang w:val="sv-SE"/>
               </w:rPr>
-              <w:t>Mampu menjelaskan struktur dasar HTML serta mekanisme kerja HTML dalam menampilkan halaman web melalui browser.</w:t>
+              <w:t>Mampu memanipulasi warna, font, dan ukuran elemen.</w:t>
             </w:r>
           </w:p>
         </w:tc>
@@ -2232,11 +2211,9 @@
             </w:pPr>
             <w:r>
               <w:rPr>
-                <w:sz w:val="22"/>
-                <w:szCs w:val="22"/>
                 <w:lang w:val="sv-SE"/>
               </w:rPr>
-              <w:t>Mampu membuat halaman web statis yang memuat elemen teks, gambar, dan tabel sesuai dengan kebutuhan informasi.</w:t>
+              <w:t>Menguasai konsep Box Model (Margin, Border, Padding) untuk tata letak.</w:t>
             </w:r>
           </w:p>
         </w:tc>
@@ -2309,11 +2286,9 @@
             </w:pPr>
             <w:r>
               <w:rPr>
-                <w:sz w:val="22"/>
-                <w:szCs w:val="22"/>
                 <w:lang w:val="sv-SE"/>
               </w:rPr>
-              <w:t>Mampu menyusun formulir input data sederhana, seperti form pencatatan atau data produksi, menggunakan elemen HTML yang tepat.</w:t>
+              <w:t>Menerapkan CSS pada formulir agar terlihat profesional dan mudah digunakan.</w:t>
             </w:r>
           </w:p>
         </w:tc>
@@ -2381,13 +2356,13 @@
       <w:tblGrid>
         <w:gridCol w:w="595"/>
         <w:gridCol w:w="3492"/>
-        <w:gridCol w:w="3503"/>
-        <w:gridCol w:w="1770"/>
+        <w:gridCol w:w="2426"/>
+        <w:gridCol w:w="2847"/>
       </w:tblGrid>
       <w:tr>
         <w:tc>
           <w:tcPr>
-            <w:tcW w:w="563" w:type="dxa"/>
+            <w:tcW w:w="595" w:type="dxa"/>
             <w:tcBorders>
               <w:top w:val="single" w:sz="6" w:space="0" w:color="2C5F8A"/>
               <w:left w:val="single" w:sz="6" w:space="0" w:color="2C5F8A"/>
@@ -2426,7 +2401,7 @@
         </w:tc>
         <w:tc>
           <w:tcPr>
-            <w:tcW w:w="3581" w:type="dxa"/>
+            <w:tcW w:w="3492" w:type="dxa"/>
             <w:tcBorders>
               <w:top w:val="single" w:sz="6" w:space="0" w:color="2C5F8A"/>
               <w:left w:val="single" w:sz="6" w:space="0" w:color="2C5F8A"/>
@@ -2477,7 +2452,7 @@
         </w:tc>
         <w:tc>
           <w:tcPr>
-            <w:tcW w:w="3585" w:type="dxa"/>
+            <w:tcW w:w="2426" w:type="dxa"/>
             <w:tcBorders>
               <w:top w:val="single" w:sz="6" w:space="0" w:color="2C5F8A"/>
               <w:left w:val="single" w:sz="6" w:space="0" w:color="2C5F8A"/>
@@ -2540,7 +2515,7 @@
         </w:tc>
         <w:tc>
           <w:tcPr>
-            <w:tcW w:w="1631" w:type="dxa"/>
+            <w:tcW w:w="2847" w:type="dxa"/>
             <w:tcBorders>
               <w:top w:val="single" w:sz="6" w:space="0" w:color="2C5F8A"/>
               <w:left w:val="single" w:sz="6" w:space="0" w:color="2C5F8A"/>
@@ -2583,7 +2558,7 @@
       <w:tr>
         <w:tc>
           <w:tcPr>
-            <w:tcW w:w="563" w:type="dxa"/>
+            <w:tcW w:w="595" w:type="dxa"/>
             <w:tcBorders>
               <w:top w:val="single" w:sz="6" w:space="0" w:color="B0C4D8"/>
               <w:left w:val="single" w:sz="6" w:space="0" w:color="B0C4D8"/>
@@ -2620,7 +2595,7 @@
         </w:tc>
         <w:tc>
           <w:tcPr>
-            <w:tcW w:w="3581" w:type="dxa"/>
+            <w:tcW w:w="3492" w:type="dxa"/>
             <w:tcBorders>
               <w:top w:val="single" w:sz="6" w:space="0" w:color="B0C4D8"/>
               <w:left w:val="single" w:sz="6" w:space="0" w:color="B0C4D8"/>
@@ -2647,8 +2622,6 @@
             <w:r>
               <w:rPr>
                 <w:color w:val="333333"/>
-                <w:sz w:val="22"/>
-                <w:szCs w:val="22"/>
               </w:rPr>
               <w:t>Visual Studio Code (VS Code)</w:t>
             </w:r>
@@ -2656,7 +2629,7 @@
         </w:tc>
         <w:tc>
           <w:tcPr>
-            <w:tcW w:w="3585" w:type="dxa"/>
+            <w:tcW w:w="2426" w:type="dxa"/>
             <w:tcBorders>
               <w:top w:val="single" w:sz="6" w:space="0" w:color="B0C4D8"/>
               <w:left w:val="single" w:sz="6" w:space="0" w:color="B0C4D8"/>
@@ -2684,8 +2657,6 @@
             <w:r>
               <w:rPr>
                 <w:color w:val="333333"/>
-                <w:sz w:val="22"/>
-                <w:szCs w:val="22"/>
               </w:rPr>
               <w:t>Versi</w:t>
             </w:r>
@@ -2693,8 +2664,6 @@
             <w:r>
               <w:rPr>
                 <w:color w:val="333333"/>
-                <w:sz w:val="22"/>
-                <w:szCs w:val="22"/>
               </w:rPr>
               <w:t xml:space="preserve"> 1.8x </w:t>
             </w:r>
@@ -2702,8 +2671,6 @@
             <w:r>
               <w:rPr>
                 <w:color w:val="333333"/>
-                <w:sz w:val="22"/>
-                <w:szCs w:val="22"/>
               </w:rPr>
               <w:t>ke</w:t>
             </w:r>
@@ -2711,8 +2678,6 @@
             <w:r>
               <w:rPr>
                 <w:color w:val="333333"/>
-                <w:sz w:val="22"/>
-                <w:szCs w:val="22"/>
               </w:rPr>
               <w:t xml:space="preserve"> </w:t>
             </w:r>
@@ -2720,8 +2685,6 @@
             <w:r>
               <w:rPr>
                 <w:color w:val="333333"/>
-                <w:sz w:val="22"/>
-                <w:szCs w:val="22"/>
               </w:rPr>
               <w:t>atas</w:t>
             </w:r>
@@ -2730,7 +2693,7 @@
         </w:tc>
         <w:tc>
           <w:tcPr>
-            <w:tcW w:w="1631" w:type="dxa"/>
+            <w:tcW w:w="2847" w:type="dxa"/>
             <w:tcBorders>
               <w:top w:val="single" w:sz="6" w:space="0" w:color="B0C4D8"/>
               <w:left w:val="single" w:sz="6" w:space="0" w:color="B0C4D8"/>
@@ -2757,8 +2720,6 @@
             <w:r>
               <w:rPr>
                 <w:color w:val="333333"/>
-                <w:sz w:val="22"/>
-                <w:szCs w:val="22"/>
               </w:rPr>
               <w:t>Code Editor</w:t>
             </w:r>
@@ -2768,7 +2729,7 @@
       <w:tr>
         <w:tc>
           <w:tcPr>
-            <w:tcW w:w="563" w:type="dxa"/>
+            <w:tcW w:w="595" w:type="dxa"/>
             <w:tcBorders>
               <w:top w:val="single" w:sz="6" w:space="0" w:color="B0C4D8"/>
               <w:left w:val="single" w:sz="6" w:space="0" w:color="B0C4D8"/>
@@ -2805,7 +2766,7 @@
         </w:tc>
         <w:tc>
           <w:tcPr>
-            <w:tcW w:w="3581" w:type="dxa"/>
+            <w:tcW w:w="3492" w:type="dxa"/>
             <w:tcBorders>
               <w:top w:val="single" w:sz="6" w:space="0" w:color="B0C4D8"/>
               <w:left w:val="single" w:sz="6" w:space="0" w:color="B0C4D8"/>
@@ -2832,8 +2793,6 @@
             <w:r>
               <w:rPr>
                 <w:color w:val="333333"/>
-                <w:sz w:val="22"/>
-                <w:szCs w:val="22"/>
               </w:rPr>
               <w:t>Google Chrome / Browser Modern</w:t>
             </w:r>
@@ -2841,7 +2800,7 @@
         </w:tc>
         <w:tc>
           <w:tcPr>
-            <w:tcW w:w="3585" w:type="dxa"/>
+            <w:tcW w:w="2426" w:type="dxa"/>
             <w:tcBorders>
               <w:top w:val="single" w:sz="6" w:space="0" w:color="B0C4D8"/>
               <w:left w:val="single" w:sz="6" w:space="0" w:color="B0C4D8"/>
@@ -2869,8 +2828,6 @@
             <w:r>
               <w:rPr>
                 <w:color w:val="333333"/>
-                <w:sz w:val="22"/>
-                <w:szCs w:val="22"/>
               </w:rPr>
               <w:t>Versi</w:t>
             </w:r>
@@ -2878,8 +2835,6 @@
             <w:r>
               <w:rPr>
                 <w:color w:val="333333"/>
-                <w:sz w:val="22"/>
-                <w:szCs w:val="22"/>
               </w:rPr>
               <w:t xml:space="preserve"> </w:t>
             </w:r>
@@ -2887,8 +2842,6 @@
             <w:r>
               <w:rPr>
                 <w:color w:val="333333"/>
-                <w:sz w:val="22"/>
-                <w:szCs w:val="22"/>
               </w:rPr>
               <w:t>terbaru</w:t>
             </w:r>
@@ -2897,7 +2850,7 @@
         </w:tc>
         <w:tc>
           <w:tcPr>
-            <w:tcW w:w="1631" w:type="dxa"/>
+            <w:tcW w:w="2847" w:type="dxa"/>
             <w:tcBorders>
               <w:top w:val="single" w:sz="6" w:space="0" w:color="B0C4D8"/>
               <w:left w:val="single" w:sz="6" w:space="0" w:color="B0C4D8"/>
@@ -2924,8 +2877,6 @@
             <w:r>
               <w:rPr>
                 <w:color w:val="333333"/>
-                <w:sz w:val="22"/>
-                <w:szCs w:val="22"/>
               </w:rPr>
               <w:t>Testing &amp; Debugging</w:t>
             </w:r>
@@ -2935,7 +2886,7 @@
       <w:tr>
         <w:tc>
           <w:tcPr>
-            <w:tcW w:w="563" w:type="dxa"/>
+            <w:tcW w:w="595" w:type="dxa"/>
             <w:tcBorders>
               <w:top w:val="single" w:sz="6" w:space="0" w:color="B0C4D8"/>
               <w:left w:val="single" w:sz="6" w:space="0" w:color="B0C4D8"/>
@@ -2966,14 +2917,13 @@
                 <w:sz w:val="22"/>
                 <w:szCs w:val="22"/>
               </w:rPr>
-              <w:lastRenderedPageBreak/>
               <w:t>3</w:t>
             </w:r>
           </w:p>
         </w:tc>
         <w:tc>
           <w:tcPr>
-            <w:tcW w:w="3581" w:type="dxa"/>
+            <w:tcW w:w="3492" w:type="dxa"/>
             <w:tcBorders>
               <w:top w:val="single" w:sz="6" w:space="0" w:color="B0C4D8"/>
               <w:left w:val="single" w:sz="6" w:space="0" w:color="B0C4D8"/>
@@ -3000,26 +2950,14 @@
             <w:r>
               <w:rPr>
                 <w:color w:val="333333"/>
-                <w:sz w:val="22"/>
-                <w:szCs w:val="22"/>
-              </w:rPr>
-              <w:t xml:space="preserve">Node.js &amp; </w:t>
-            </w:r>
-            <w:proofErr w:type="spellStart"/>
-            <w:r>
-              <w:rPr>
-                <w:color w:val="333333"/>
-                <w:sz w:val="22"/>
-                <w:szCs w:val="22"/>
-              </w:rPr>
-              <w:t>npm</w:t>
-            </w:r>
-            <w:proofErr w:type="spellEnd"/>
+              </w:rPr>
+              <w:t>GitHub</w:t>
+            </w:r>
           </w:p>
         </w:tc>
         <w:tc>
           <w:tcPr>
-            <w:tcW w:w="3585" w:type="dxa"/>
+            <w:tcW w:w="2426" w:type="dxa"/>
             <w:tcBorders>
               <w:top w:val="single" w:sz="6" w:space="0" w:color="B0C4D8"/>
               <w:left w:val="single" w:sz="6" w:space="0" w:color="B0C4D8"/>
@@ -3046,34 +2984,14 @@
             <w:r>
               <w:rPr>
                 <w:color w:val="333333"/>
-                <w:sz w:val="22"/>
-                <w:szCs w:val="22"/>
-              </w:rPr>
-              <w:t xml:space="preserve">Node 18+ / </w:t>
-            </w:r>
-            <w:proofErr w:type="spellStart"/>
-            <w:r>
-              <w:rPr>
-                <w:color w:val="333333"/>
-                <w:sz w:val="22"/>
-                <w:szCs w:val="22"/>
-              </w:rPr>
-              <w:t>npm</w:t>
-            </w:r>
-            <w:proofErr w:type="spellEnd"/>
-            <w:r>
-              <w:rPr>
-                <w:color w:val="333333"/>
-                <w:sz w:val="22"/>
-                <w:szCs w:val="22"/>
-              </w:rPr>
-              <w:t xml:space="preserve"> 9+</w:t>
+              </w:rPr>
+              <w:t>Web-based (github.com)</w:t>
             </w:r>
           </w:p>
         </w:tc>
         <w:tc>
           <w:tcPr>
-            <w:tcW w:w="1631" w:type="dxa"/>
+            <w:tcW w:w="2847" w:type="dxa"/>
             <w:tcBorders>
               <w:top w:val="single" w:sz="6" w:space="0" w:color="B0C4D8"/>
               <w:left w:val="single" w:sz="6" w:space="0" w:color="B0C4D8"/>
@@ -3100,28 +3018,50 @@
             <w:r>
               <w:rPr>
                 <w:color w:val="333333"/>
-                <w:sz w:val="22"/>
-                <w:szCs w:val="22"/>
-              </w:rPr>
-              <w:t xml:space="preserve">Runtime JS (Modul </w:t>
+              </w:rPr>
+              <w:t xml:space="preserve">Repository </w:t>
             </w:r>
             <w:proofErr w:type="spellStart"/>
             <w:r>
               <w:rPr>
                 <w:color w:val="333333"/>
-                <w:sz w:val="22"/>
-                <w:szCs w:val="22"/>
-              </w:rPr>
-              <w:t>tertentu</w:t>
+              </w:rPr>
+              <w:t>untuk</w:t>
             </w:r>
             <w:proofErr w:type="spellEnd"/>
             <w:r>
               <w:rPr>
                 <w:color w:val="333333"/>
-                <w:sz w:val="22"/>
-                <w:szCs w:val="22"/>
-              </w:rPr>
-              <w:t>)</w:t>
+              </w:rPr>
+              <w:t xml:space="preserve"> </w:t>
+            </w:r>
+            <w:proofErr w:type="spellStart"/>
+            <w:r>
+              <w:rPr>
+                <w:color w:val="333333"/>
+              </w:rPr>
+              <w:t>menyimpan</w:t>
+            </w:r>
+            <w:proofErr w:type="spellEnd"/>
+            <w:r>
+              <w:rPr>
+                <w:color w:val="333333"/>
+              </w:rPr>
+              <w:t xml:space="preserve"> dan </w:t>
+            </w:r>
+            <w:proofErr w:type="spellStart"/>
+            <w:r>
+              <w:rPr>
+                <w:color w:val="333333"/>
+              </w:rPr>
+              <w:t>mengelola</w:t>
+            </w:r>
+            <w:proofErr w:type="spellEnd"/>
+            <w:r>
+              <w:rPr>
+                <w:color w:val="333333"/>
+              </w:rPr>
+              <w:t xml:space="preserve"> source code</w:t>
             </w:r>
           </w:p>
         </w:tc>
@@ -3129,7 +3069,7 @@
       <w:tr>
         <w:tc>
           <w:tcPr>
-            <w:tcW w:w="563" w:type="dxa"/>
+            <w:tcW w:w="595" w:type="dxa"/>
             <w:tcBorders>
               <w:top w:val="single" w:sz="6" w:space="0" w:color="B0C4D8"/>
               <w:left w:val="single" w:sz="6" w:space="0" w:color="B0C4D8"/>
@@ -3166,7 +3106,7 @@
         </w:tc>
         <w:tc>
           <w:tcPr>
-            <w:tcW w:w="3581" w:type="dxa"/>
+            <w:tcW w:w="3492" w:type="dxa"/>
             <w:tcBorders>
               <w:top w:val="single" w:sz="6" w:space="0" w:color="B0C4D8"/>
               <w:left w:val="single" w:sz="6" w:space="0" w:color="B0C4D8"/>
@@ -3192,16 +3132,15 @@
             </w:pPr>
             <w:r>
               <w:rPr>
-                <w:sz w:val="22"/>
-                <w:szCs w:val="22"/>
-              </w:rPr>
-              <w:t>Live Server Extension</w:t>
+                <w:color w:val="333333"/>
+              </w:rPr>
+              <w:t>HTML</w:t>
             </w:r>
           </w:p>
         </w:tc>
         <w:tc>
           <w:tcPr>
-            <w:tcW w:w="3585" w:type="dxa"/>
+            <w:tcW w:w="2426" w:type="dxa"/>
             <w:tcBorders>
               <w:top w:val="single" w:sz="6" w:space="0" w:color="B0C4D8"/>
               <w:left w:val="single" w:sz="6" w:space="0" w:color="B0C4D8"/>
@@ -3226,17 +3165,13 @@
               </w:rPr>
             </w:pPr>
             <w:r>
-              <w:rPr>
-                <w:sz w:val="22"/>
-                <w:szCs w:val="22"/>
-              </w:rPr>
-              <w:t>64-bit</w:t>
+              <w:t>-</w:t>
             </w:r>
           </w:p>
         </w:tc>
         <w:tc>
           <w:tcPr>
-            <w:tcW w:w="1631" w:type="dxa"/>
+            <w:tcW w:w="2847" w:type="dxa"/>
             <w:tcBorders>
               <w:top w:val="single" w:sz="6" w:space="0" w:color="B0C4D8"/>
               <w:left w:val="single" w:sz="6" w:space="0" w:color="B0C4D8"/>
@@ -3262,27 +3197,7 @@
             </w:pPr>
             <w:proofErr w:type="spellStart"/>
             <w:r>
-              <w:rPr>
-                <w:sz w:val="22"/>
-                <w:szCs w:val="22"/>
-              </w:rPr>
-              <w:t>Lingkungan</w:t>
-            </w:r>
-            <w:proofErr w:type="spellEnd"/>
-            <w:r>
-              <w:rPr>
-                <w:sz w:val="22"/>
-                <w:szCs w:val="22"/>
-              </w:rPr>
-              <w:t xml:space="preserve"> </w:t>
-            </w:r>
-            <w:proofErr w:type="spellStart"/>
-            <w:r>
-              <w:rPr>
-                <w:sz w:val="22"/>
-                <w:szCs w:val="22"/>
-              </w:rPr>
-              <w:t>pengembangan</w:t>
+              <w:t>Struktur</w:t>
             </w:r>
             <w:proofErr w:type="spellEnd"/>
           </w:p>
@@ -3291,7 +3206,7 @@
       <w:tr>
         <w:tc>
           <w:tcPr>
-            <w:tcW w:w="563" w:type="dxa"/>
+            <w:tcW w:w="595" w:type="dxa"/>
             <w:tcBorders>
               <w:top w:val="single" w:sz="6" w:space="0" w:color="B0C4D8"/>
               <w:left w:val="single" w:sz="6" w:space="0" w:color="B0C4D8"/>
@@ -3328,7 +3243,7 @@
         </w:tc>
         <w:tc>
           <w:tcPr>
-            <w:tcW w:w="3581" w:type="dxa"/>
+            <w:tcW w:w="3492" w:type="dxa"/>
             <w:tcBorders>
               <w:top w:val="single" w:sz="6" w:space="0" w:color="B0C4D8"/>
               <w:left w:val="single" w:sz="6" w:space="0" w:color="B0C4D8"/>
@@ -3363,7 +3278,7 @@
         </w:tc>
         <w:tc>
           <w:tcPr>
-            <w:tcW w:w="3585" w:type="dxa"/>
+            <w:tcW w:w="2426" w:type="dxa"/>
             <w:tcBorders>
               <w:top w:val="single" w:sz="6" w:space="0" w:color="B0C4D8"/>
               <w:left w:val="single" w:sz="6" w:space="0" w:color="B0C4D8"/>
@@ -3416,7 +3331,7 @@
         </w:tc>
         <w:tc>
           <w:tcPr>
-            <w:tcW w:w="1631" w:type="dxa"/>
+            <w:tcW w:w="2847" w:type="dxa"/>
             <w:tcBorders>
               <w:top w:val="single" w:sz="6" w:space="0" w:color="B0C4D8"/>
               <w:left w:val="single" w:sz="6" w:space="0" w:color="B0C4D8"/>
@@ -3471,6 +3386,149 @@
                 <w:szCs w:val="22"/>
               </w:rPr>
               <w:t xml:space="preserve"> &amp; repository</w:t>
+            </w:r>
+          </w:p>
+        </w:tc>
+      </w:tr>
+      <w:tr>
+        <w:tc>
+          <w:tcPr>
+            <w:tcW w:w="595" w:type="dxa"/>
+            <w:tcBorders>
+              <w:top w:val="single" w:sz="6" w:space="0" w:color="B0C4D8"/>
+              <w:left w:val="single" w:sz="6" w:space="0" w:color="B0C4D8"/>
+              <w:bottom w:val="single" w:sz="6" w:space="0" w:color="B0C4D8"/>
+              <w:right w:val="single" w:sz="6" w:space="0" w:color="B0C4D8"/>
+            </w:tcBorders>
+            <w:shd w:val="clear" w:color="auto" w:fill="D6E4F0"/>
+            <w:tcMar>
+              <w:top w:w="80" w:type="dxa"/>
+              <w:left w:w="120" w:type="dxa"/>
+              <w:bottom w:w="80" w:type="dxa"/>
+              <w:right w:w="120" w:type="dxa"/>
+            </w:tcMar>
+            <w:vAlign w:val="center"/>
+          </w:tcPr>
+          <w:p>
+            <w:pPr>
+              <w:spacing w:line="276" w:lineRule="auto"/>
+              <w:jc w:val="center"/>
+              <w:rPr>
+                <w:color w:val="333333"/>
+                <w:sz w:val="22"/>
+                <w:szCs w:val="22"/>
+              </w:rPr>
+            </w:pPr>
+            <w:r>
+              <w:rPr>
+                <w:color w:val="333333"/>
+                <w:sz w:val="22"/>
+                <w:szCs w:val="22"/>
+              </w:rPr>
+              <w:lastRenderedPageBreak/>
+              <w:t>6</w:t>
+            </w:r>
+          </w:p>
+        </w:tc>
+        <w:tc>
+          <w:tcPr>
+            <w:tcW w:w="3492" w:type="dxa"/>
+            <w:tcBorders>
+              <w:top w:val="single" w:sz="6" w:space="0" w:color="B0C4D8"/>
+              <w:left w:val="single" w:sz="6" w:space="0" w:color="B0C4D8"/>
+              <w:bottom w:val="single" w:sz="6" w:space="0" w:color="B0C4D8"/>
+              <w:right w:val="single" w:sz="6" w:space="0" w:color="B0C4D8"/>
+            </w:tcBorders>
+            <w:shd w:val="clear" w:color="auto" w:fill="D6E4F0"/>
+            <w:tcMar>
+              <w:top w:w="80" w:type="dxa"/>
+              <w:left w:w="120" w:type="dxa"/>
+              <w:bottom w:w="80" w:type="dxa"/>
+              <w:right w:w="120" w:type="dxa"/>
+            </w:tcMar>
+            <w:vAlign w:val="center"/>
+          </w:tcPr>
+          <w:p>
+            <w:pPr>
+              <w:spacing w:line="276" w:lineRule="auto"/>
+              <w:rPr>
+                <w:sz w:val="22"/>
+                <w:szCs w:val="22"/>
+              </w:rPr>
+            </w:pPr>
+            <w:r>
+              <w:rPr>
+                <w:color w:val="333333"/>
+              </w:rPr>
+              <w:t>CSS</w:t>
+            </w:r>
+          </w:p>
+        </w:tc>
+        <w:tc>
+          <w:tcPr>
+            <w:tcW w:w="2426" w:type="dxa"/>
+            <w:tcBorders>
+              <w:top w:val="single" w:sz="6" w:space="0" w:color="B0C4D8"/>
+              <w:left w:val="single" w:sz="6" w:space="0" w:color="B0C4D8"/>
+              <w:bottom w:val="single" w:sz="6" w:space="0" w:color="B0C4D8"/>
+              <w:right w:val="single" w:sz="6" w:space="0" w:color="B0C4D8"/>
+            </w:tcBorders>
+            <w:shd w:val="clear" w:color="auto" w:fill="D6E4F0"/>
+            <w:tcMar>
+              <w:top w:w="80" w:type="dxa"/>
+              <w:left w:w="120" w:type="dxa"/>
+              <w:bottom w:w="80" w:type="dxa"/>
+              <w:right w:w="120" w:type="dxa"/>
+            </w:tcMar>
+            <w:vAlign w:val="center"/>
+          </w:tcPr>
+          <w:p>
+            <w:pPr>
+              <w:spacing w:line="276" w:lineRule="auto"/>
+              <w:rPr>
+                <w:sz w:val="22"/>
+                <w:szCs w:val="22"/>
+              </w:rPr>
+            </w:pPr>
+            <w:r>
+              <w:rPr>
+                <w:color w:val="333333"/>
+              </w:rPr>
+              <w:t>-</w:t>
+            </w:r>
+          </w:p>
+        </w:tc>
+        <w:tc>
+          <w:tcPr>
+            <w:tcW w:w="2847" w:type="dxa"/>
+            <w:tcBorders>
+              <w:top w:val="single" w:sz="6" w:space="0" w:color="B0C4D8"/>
+              <w:left w:val="single" w:sz="6" w:space="0" w:color="B0C4D8"/>
+              <w:bottom w:val="single" w:sz="6" w:space="0" w:color="B0C4D8"/>
+              <w:right w:val="single" w:sz="6" w:space="0" w:color="B0C4D8"/>
+            </w:tcBorders>
+            <w:shd w:val="clear" w:color="auto" w:fill="D6E4F0"/>
+            <w:tcMar>
+              <w:top w:w="80" w:type="dxa"/>
+              <w:left w:w="120" w:type="dxa"/>
+              <w:bottom w:w="80" w:type="dxa"/>
+              <w:right w:w="120" w:type="dxa"/>
+            </w:tcMar>
+            <w:vAlign w:val="center"/>
+          </w:tcPr>
+          <w:p>
+            <w:pPr>
+              <w:spacing w:line="276" w:lineRule="auto"/>
+              <w:rPr>
+                <w:sz w:val="22"/>
+                <w:szCs w:val="22"/>
+              </w:rPr>
+            </w:pPr>
+            <w:r>
+              <w:rPr>
+                <w:color w:val="333333"/>
+              </w:rPr>
+              <w:t>Styling</w:t>
             </w:r>
           </w:p>
         </w:tc>
@@ -3678,7 +3736,6 @@
                 <w:sz w:val="22"/>
                 <w:szCs w:val="22"/>
               </w:rPr>
-              <w:lastRenderedPageBreak/>
               <w:t>Konsep</w:t>
             </w:r>
             <w:proofErr w:type="spellEnd"/>
@@ -3954,7 +4011,16 @@
                 <w:szCs w:val="22"/>
                 <w:lang w:val="sv-SE"/>
               </w:rPr>
-              <w:t>Praktikum ini juga membahas struktur dasar HTML5 yang terdiri dari &lt;!DOCTYPE html&gt;, &lt;html&gt;, &lt;head&gt;, dan &lt;body&gt;. Bagian &lt;head&gt; berisi informasi pendukung seperti judul dan pengaturan halaman, sedangkan &lt;body&gt; menampilkan seluruh konten yang dilihat pengguna. Selain itu, diperkenalkan elemen semantik seperti &lt;header&gt;, &lt;main&gt;, &lt;section&gt;, dan &lt;footer&gt; yang membantu membuat struktur kode lebih terorganisir dan mudah dipahami.</w:t>
+              <w:t xml:space="preserve">Praktikum ini juga membahas struktur dasar HTML5 yang terdiri dari &lt;!DOCTYPE html&gt;, &lt;html&gt;, &lt;head&gt;, dan &lt;body&gt;. Bagian &lt;head&gt; berisi informasi pendukung seperti judul dan </w:t>
+            </w:r>
+            <w:r>
+              <w:rPr>
+                <w:sz w:val="22"/>
+                <w:szCs w:val="22"/>
+                <w:lang w:val="sv-SE"/>
+              </w:rPr>
+              <w:lastRenderedPageBreak/>
+              <w:t>pengaturan halaman, sedangkan &lt;body&gt; menampilkan seluruh konten yang dilihat pengguna. Selain itu, diperkenalkan elemen semantik seperti &lt;header&gt;, &lt;main&gt;, &lt;section&gt;, dan &lt;footer&gt; yang membantu membuat struktur kode lebih terorganisir dan mudah dipahami.</w:t>
             </w:r>
           </w:p>
           <w:p>
@@ -4183,13 +4249,6 @@
       <w:pPr>
         <w:spacing w:before="200" w:after="80" w:line="276" w:lineRule="auto"/>
         <w:rPr>
-          <w:sz w:val="22"/>
-          <w:szCs w:val="22"/>
-          <w:lang w:val="sv-SE"/>
-        </w:rPr>
-      </w:pPr>
-      <w:r>
-        <w:rPr>
           <w:b/>
           <w:bCs/>
           <w:color w:val="2C5F8A"/>
@@ -4197,8 +4256,7 @@
           <w:szCs w:val="22"/>
           <w:lang w:val="sv-SE"/>
         </w:rPr>
-        <w:t>E.1 Langkah 1 – [</w:t>
-      </w:r>
+      </w:pPr>
       <w:r>
         <w:rPr>
           <w:b/>
@@ -4206,9 +4264,9 @@
           <w:color w:val="2C5F8A"/>
           <w:sz w:val="22"/>
           <w:szCs w:val="22"/>
-          <w:lang w:val="sv-SE"/>
-        </w:rPr>
-        <w:t>Kerangka HTML</w:t>
+          <w:lang w:val="en-US"/>
+        </w:rPr>
+        <w:t xml:space="preserve">E.1 </w:t>
       </w:r>
       <w:r>
         <w:rPr>
@@ -4217,15 +4275,64 @@
           <w:color w:val="2C5F8A"/>
           <w:sz w:val="22"/>
           <w:szCs w:val="22"/>
+          <w:lang w:val="nb-NO"/>
+        </w:rPr>
+        <w:t xml:space="preserve">Langkah 1 – </w:t>
+      </w:r>
+      <w:proofErr w:type="spellStart"/>
+      <w:r>
+        <w:rPr>
+          <w:b/>
+          <w:bCs/>
+          <w:color w:val="2C5F8A"/>
+          <w:sz w:val="22"/>
+          <w:szCs w:val="22"/>
+          <w:lang w:val="en-US"/>
+        </w:rPr>
+        <w:t>Membuat</w:t>
+      </w:r>
+      <w:proofErr w:type="spellEnd"/>
+      <w:r>
+        <w:rPr>
+          <w:b/>
+          <w:bCs/>
+          <w:color w:val="2C5F8A"/>
+          <w:sz w:val="22"/>
+          <w:szCs w:val="22"/>
+          <w:lang w:val="en-US"/>
+        </w:rPr>
+        <w:t xml:space="preserve"> File CSS </w:t>
+      </w:r>
+      <w:proofErr w:type="spellStart"/>
+      <w:r>
+        <w:rPr>
+          <w:b/>
+          <w:bCs/>
+          <w:color w:val="2C5F8A"/>
+          <w:sz w:val="22"/>
+          <w:szCs w:val="22"/>
+          <w:lang w:val="en-US"/>
+        </w:rPr>
+        <w:t>Eksterna</w:t>
+      </w:r>
+      <w:proofErr w:type="spellEnd"/>
+      <w:r>
+        <w:rPr>
+          <w:b/>
+          <w:bCs/>
+          <w:color w:val="2C5F8A"/>
+          <w:sz w:val="22"/>
+          <w:szCs w:val="22"/>
           <w:lang w:val="sv-SE"/>
         </w:rPr>
-        <w:t>]</w:t>
+        <w:t>l</w:t>
       </w:r>
     </w:p>
     <w:p>
       <w:pPr>
-        <w:spacing w:before="60" w:after="60" w:line="276" w:lineRule="auto"/>
-        <w:rPr>
+        <w:spacing w:before="200" w:after="80" w:line="276" w:lineRule="auto"/>
+        <w:rPr>
+          <w:color w:val="333333"/>
           <w:sz w:val="22"/>
           <w:szCs w:val="22"/>
           <w:lang w:val="sv-SE"/>
@@ -4238,8 +4345,36 @@
           <w:szCs w:val="22"/>
           <w:lang w:val="sv-SE"/>
         </w:rPr>
-        <w:t>Langkah pertama bisa menekan shift+1 atau ketik ”!” kemudian tekan Tab atau enter otomatis akan menghasilkan kerangka HTML seperti contoh dibawah ini</w:t>
+        <w:t xml:space="preserve">Membuat File baru bernama style.css.Buka file pada pertemuan 1 index.html dan hubungkan ke file style.css dengan menambahkan kode </w:t>
       </w:r>
+      <w:r>
+        <w:rPr>
+          <w:color w:val="333333"/>
+          <w:sz w:val="22"/>
+          <w:szCs w:val="22"/>
+          <w:lang w:val="sv-SE"/>
+        </w:rPr>
+        <w:t>&lt;link rel="stylesheet" href="style.css"&gt;</w:t>
+      </w:r>
+      <w:r>
+        <w:rPr>
+          <w:color w:val="333333"/>
+          <w:sz w:val="22"/>
+          <w:szCs w:val="22"/>
+          <w:lang w:val="sv-SE"/>
+        </w:rPr>
+        <w:t xml:space="preserve">  didalam &lt;head&gt;</w:t>
+      </w:r>
+    </w:p>
+    <w:p>
+      <w:pPr>
+        <w:spacing w:before="200" w:after="80" w:line="276" w:lineRule="auto"/>
+        <w:rPr>
+          <w:sz w:val="22"/>
+          <w:szCs w:val="22"/>
+          <w:lang w:val="sv-SE"/>
+        </w:rPr>
+      </w:pPr>
     </w:p>
     <w:tbl>
       <w:tblPr>
@@ -4307,8 +4442,6 @@
             <w:pPr>
               <w:spacing w:line="276" w:lineRule="auto"/>
               <w:rPr>
-                <w:rFonts w:eastAsia="Courier New"/>
-                <w:color w:val="D4D4D4"/>
                 <w:sz w:val="22"/>
                 <w:szCs w:val="22"/>
                 <w:lang w:val="sv-SE"/>
@@ -4316,8 +4449,6 @@
             </w:pPr>
             <w:r>
               <w:rPr>
-                <w:rFonts w:eastAsia="Courier New"/>
-                <w:color w:val="D4D4D4"/>
                 <w:sz w:val="22"/>
                 <w:szCs w:val="22"/>
                 <w:lang w:val="sv-SE"/>
@@ -4329,8 +4460,6 @@
             <w:pPr>
               <w:spacing w:line="276" w:lineRule="auto"/>
               <w:rPr>
-                <w:rFonts w:eastAsia="Courier New"/>
-                <w:color w:val="D4D4D4"/>
                 <w:sz w:val="22"/>
                 <w:szCs w:val="22"/>
                 <w:lang w:val="sv-SE"/>
@@ -4338,8 +4467,6 @@
             </w:pPr>
             <w:r>
               <w:rPr>
-                <w:rFonts w:eastAsia="Courier New"/>
-                <w:color w:val="D4D4D4"/>
                 <w:sz w:val="22"/>
                 <w:szCs w:val="22"/>
                 <w:lang w:val="sv-SE"/>
@@ -4351,17 +4478,13 @@
             <w:pPr>
               <w:spacing w:line="276" w:lineRule="auto"/>
               <w:rPr>
-                <w:rFonts w:eastAsia="Courier New"/>
-                <w:color w:val="D4D4D4"/>
-                <w:sz w:val="22"/>
-                <w:szCs w:val="22"/>
-                <w:lang w:val="en-US"/>
-              </w:rPr>
-            </w:pPr>
-            <w:r>
-              <w:rPr>
-                <w:rFonts w:eastAsia="Courier New"/>
-                <w:color w:val="D4D4D4"/>
+                <w:sz w:val="22"/>
+                <w:szCs w:val="22"/>
+                <w:lang w:val="en-US"/>
+              </w:rPr>
+            </w:pPr>
+            <w:r>
+              <w:rPr>
                 <w:sz w:val="22"/>
                 <w:szCs w:val="22"/>
                 <w:lang w:val="en-US"/>
@@ -4373,154 +4496,90 @@
             <w:pPr>
               <w:spacing w:line="276" w:lineRule="auto"/>
               <w:rPr>
-                <w:rFonts w:eastAsia="Courier New"/>
-                <w:color w:val="D4D4D4"/>
-                <w:sz w:val="22"/>
-                <w:szCs w:val="22"/>
-                <w:lang w:val="en-US"/>
-              </w:rPr>
-            </w:pPr>
-            <w:r>
-              <w:rPr>
-                <w:rFonts w:eastAsia="Courier New"/>
-                <w:color w:val="D4D4D4"/>
-                <w:sz w:val="22"/>
-                <w:szCs w:val="22"/>
-                <w:lang w:val="en-US"/>
-              </w:rPr>
-              <w:t>    &lt;meta charset="UTF-8"&gt;</w:t>
-            </w:r>
-          </w:p>
-          <w:p>
-            <w:pPr>
-              <w:spacing w:line="276" w:lineRule="auto"/>
-              <w:rPr>
-                <w:rFonts w:eastAsia="Courier New"/>
-                <w:color w:val="D4D4D4"/>
-                <w:sz w:val="22"/>
-                <w:szCs w:val="22"/>
-                <w:lang w:val="en-US"/>
-              </w:rPr>
-            </w:pPr>
-            <w:r>
-              <w:rPr>
-                <w:rFonts w:eastAsia="Courier New"/>
-                <w:color w:val="D4D4D4"/>
-                <w:sz w:val="22"/>
-                <w:szCs w:val="22"/>
-                <w:lang w:val="en-US"/>
-              </w:rPr>
-              <w:t>    &lt;meta name="viewport" content="width=device-width, initial-scale=1.0"&gt;</w:t>
-            </w:r>
-          </w:p>
-          <w:p>
-            <w:pPr>
-              <w:spacing w:line="276" w:lineRule="auto"/>
-              <w:rPr>
-                <w:rFonts w:eastAsia="Courier New"/>
-                <w:color w:val="D4D4D4"/>
-                <w:sz w:val="22"/>
-                <w:szCs w:val="22"/>
-                <w:lang w:val="en-US"/>
-              </w:rPr>
-            </w:pPr>
-            <w:r>
-              <w:rPr>
-                <w:rFonts w:eastAsia="Courier New"/>
-                <w:color w:val="D4D4D4"/>
-                <w:sz w:val="22"/>
-                <w:szCs w:val="22"/>
-                <w:lang w:val="en-US"/>
-              </w:rPr>
-              <w:t>    &lt;title&gt;Document&lt;/title&gt;</w:t>
-            </w:r>
-          </w:p>
-          <w:p>
-            <w:pPr>
-              <w:spacing w:line="276" w:lineRule="auto"/>
-              <w:rPr>
-                <w:rFonts w:eastAsia="Courier New"/>
-                <w:color w:val="D4D4D4"/>
-                <w:sz w:val="22"/>
-                <w:szCs w:val="22"/>
-                <w:lang w:val="en-US"/>
-              </w:rPr>
-            </w:pPr>
-            <w:r>
-              <w:rPr>
-                <w:rFonts w:eastAsia="Courier New"/>
-                <w:color w:val="D4D4D4"/>
-                <w:sz w:val="22"/>
-                <w:szCs w:val="22"/>
-                <w:lang w:val="en-US"/>
-              </w:rPr>
-              <w:t>&lt;/head&gt;</w:t>
-            </w:r>
-          </w:p>
-          <w:p>
-            <w:pPr>
-              <w:spacing w:line="276" w:lineRule="auto"/>
-              <w:rPr>
-                <w:rFonts w:eastAsia="Courier New"/>
-                <w:color w:val="D4D4D4"/>
-                <w:sz w:val="22"/>
-                <w:szCs w:val="22"/>
-                <w:lang w:val="en-US"/>
-              </w:rPr>
-            </w:pPr>
-            <w:r>
-              <w:rPr>
-                <w:rFonts w:eastAsia="Courier New"/>
-                <w:color w:val="D4D4D4"/>
-                <w:sz w:val="22"/>
-                <w:szCs w:val="22"/>
-                <w:lang w:val="en-US"/>
-              </w:rPr>
-              <w:t>&lt;body&gt;</w:t>
-            </w:r>
-          </w:p>
-          <w:p>
-            <w:pPr>
-              <w:spacing w:line="276" w:lineRule="auto"/>
-              <w:rPr>
-                <w:rFonts w:eastAsia="Courier New"/>
-                <w:color w:val="D4D4D4"/>
-                <w:sz w:val="22"/>
-                <w:szCs w:val="22"/>
-                <w:lang w:val="en-US"/>
-              </w:rPr>
-            </w:pPr>
-            <w:r>
-              <w:rPr>
-                <w:rFonts w:eastAsia="Courier New"/>
-                <w:color w:val="D4D4D4"/>
-                <w:sz w:val="22"/>
-                <w:szCs w:val="22"/>
-                <w:lang w:val="en-US"/>
-              </w:rPr>
-              <w:t xml:space="preserve">    </w:t>
-            </w:r>
-          </w:p>
-          <w:p>
-            <w:pPr>
-              <w:spacing w:line="276" w:lineRule="auto"/>
-              <w:rPr>
-                <w:rFonts w:eastAsia="Courier New"/>
-                <w:color w:val="D4D4D4"/>
-                <w:sz w:val="22"/>
-                <w:szCs w:val="22"/>
-                <w:lang w:val="en-US"/>
-              </w:rPr>
-            </w:pPr>
-            <w:r>
-              <w:rPr>
-                <w:rFonts w:eastAsia="Courier New"/>
-                <w:color w:val="D4D4D4"/>
-                <w:sz w:val="22"/>
-                <w:szCs w:val="22"/>
-                <w:lang w:val="en-US"/>
-              </w:rPr>
-              <w:t>&lt;/body&gt;</w:t>
+                <w:sz w:val="22"/>
+                <w:szCs w:val="22"/>
+                <w:lang w:val="en-US"/>
+              </w:rPr>
+            </w:pPr>
+            <w:r>
+              <w:rPr>
+                <w:sz w:val="22"/>
+                <w:szCs w:val="22"/>
+                <w:lang w:val="en-US"/>
+              </w:rPr>
+              <w:t xml:space="preserve">    &lt;meta charset="UTF-8"&gt;</w:t>
+            </w:r>
+          </w:p>
+          <w:p>
+            <w:pPr>
+              <w:spacing w:line="276" w:lineRule="auto"/>
+              <w:rPr>
+                <w:sz w:val="22"/>
+                <w:szCs w:val="22"/>
+                <w:lang w:val="en-US"/>
+              </w:rPr>
+            </w:pPr>
+            <w:r>
+              <w:rPr>
+                <w:sz w:val="22"/>
+                <w:szCs w:val="22"/>
+                <w:lang w:val="en-US"/>
+              </w:rPr>
+              <w:t xml:space="preserve">    &lt;meta name="viewport" content="width=device-width, initial-scale=1.0"&gt;</w:t>
+            </w:r>
+          </w:p>
+          <w:p>
+            <w:pPr>
+              <w:spacing w:line="276" w:lineRule="auto"/>
+              <w:rPr>
+                <w:sz w:val="22"/>
+                <w:szCs w:val="22"/>
+                <w:lang w:val="en-US"/>
+              </w:rPr>
+            </w:pPr>
+            <w:r>
+              <w:rPr>
+                <w:sz w:val="22"/>
+                <w:szCs w:val="22"/>
+                <w:lang w:val="en-US"/>
+              </w:rPr>
+              <w:t xml:space="preserve">    &lt;link </w:t>
+            </w:r>
+            <w:proofErr w:type="spellStart"/>
+            <w:r>
+              <w:rPr>
+                <w:sz w:val="22"/>
+                <w:szCs w:val="22"/>
+                <w:lang w:val="en-US"/>
+              </w:rPr>
+              <w:t>rel</w:t>
+            </w:r>
+            <w:proofErr w:type="spellEnd"/>
+            <w:r>
+              <w:rPr>
+                <w:sz w:val="22"/>
+                <w:szCs w:val="22"/>
+                <w:lang w:val="en-US"/>
+              </w:rPr>
+              <w:t xml:space="preserve">="stylesheet" </w:t>
+            </w:r>
+            <w:proofErr w:type="spellStart"/>
+            <w:r>
+              <w:rPr>
+                <w:sz w:val="22"/>
+                <w:szCs w:val="22"/>
+                <w:lang w:val="en-US"/>
+              </w:rPr>
+              <w:t>href</w:t>
+            </w:r>
+            <w:proofErr w:type="spellEnd"/>
+            <w:r>
+              <w:rPr>
+                <w:sz w:val="22"/>
+                <w:szCs w:val="22"/>
+                <w:lang w:val="en-US"/>
+              </w:rPr>
+              <w:t>="style.css"&gt;</w:t>
             </w:r>
           </w:p>
           <w:p>
@@ -4534,13 +4593,19 @@
             </w:pPr>
             <w:r>
               <w:rPr>
-                <w:rFonts w:eastAsia="Courier New"/>
-                <w:color w:val="D4D4D4"/>
-                <w:sz w:val="22"/>
-                <w:szCs w:val="22"/>
-                <w:lang w:val="en-US"/>
-              </w:rPr>
-              <w:t>&lt;/html&gt;</w:t>
+                <w:sz w:val="22"/>
+                <w:szCs w:val="22"/>
+                <w:lang w:val="en-US"/>
+              </w:rPr>
+              <w:t xml:space="preserve">    </w:t>
+            </w:r>
+            <w:r>
+              <w:rPr>
+                <w:sz w:val="22"/>
+                <w:szCs w:val="22"/>
+                <w:lang w:val="sv-SE"/>
+              </w:rPr>
+              <w:t>&lt;title&gt;Praktikum 2_Radhitya Adha Fadhlur Rohman_23051430005&lt;/title&gt;</w:t>
             </w:r>
           </w:p>
         </w:tc>
@@ -4632,10 +4697,10 @@
                 <w:szCs w:val="22"/>
               </w:rPr>
               <w:drawing>
-                <wp:inline distT="0" distB="0" distL="0" distR="0" wp14:anchorId="6ADEDEB8" wp14:editId="031339CD">
-                  <wp:extent cx="5039995" cy="1041400"/>
-                  <wp:effectExtent l="0" t="0" r="8255" b="6350"/>
-                  <wp:docPr id="2086197941" name="Picture 1"/>
+                <wp:inline distT="0" distB="0" distL="0" distR="0" wp14:anchorId="5C77F5C4" wp14:editId="011C4E5A">
+                  <wp:extent cx="5039995" cy="1131570"/>
+                  <wp:effectExtent l="0" t="0" r="8255" b="0"/>
+                  <wp:docPr id="785270294" name="Picture 1"/>
                   <wp:cNvGraphicFramePr>
                     <a:graphicFrameLocks xmlns:a="http://schemas.openxmlformats.org/drawingml/2006/main" noChangeAspect="1"/>
                   </wp:cNvGraphicFramePr>
@@ -4643,7 +4708,7 @@
                     <a:graphicData uri="http://schemas.openxmlformats.org/drawingml/2006/picture">
                       <pic:pic xmlns:pic="http://schemas.openxmlformats.org/drawingml/2006/picture">
                         <pic:nvPicPr>
-                          <pic:cNvPr id="2086197941" name=""/>
+                          <pic:cNvPr id="785270294" name=""/>
                           <pic:cNvPicPr/>
                         </pic:nvPicPr>
                         <pic:blipFill>
@@ -4655,7 +4720,7 @@
                         <pic:spPr>
                           <a:xfrm>
                             <a:off x="0" y="0"/>
-                            <a:ext cx="5039995" cy="1041400"/>
+                            <a:ext cx="5039995" cy="1131570"/>
                           </a:xfrm>
                           <a:prstGeom prst="rect">
                             <a:avLst/>
@@ -4697,7 +4762,7 @@
           <w:szCs w:val="22"/>
           <w:lang w:val="sv-SE"/>
         </w:rPr>
-        <w:t>Kerangka HTML</w:t>
+        <w:t>Tampilan VSCode</w:t>
       </w:r>
       <w:r>
         <w:rPr>
@@ -4713,22 +4778,14 @@
       <w:pPr>
         <w:spacing w:before="200" w:after="80" w:line="276" w:lineRule="auto"/>
         <w:rPr>
-          <w:sz w:val="22"/>
-          <w:szCs w:val="22"/>
-          <w:lang w:val="sv-SE"/>
-        </w:rPr>
-      </w:pPr>
-      <w:r>
-        <w:rPr>
           <w:b/>
           <w:bCs/>
           <w:color w:val="2C5F8A"/>
           <w:sz w:val="22"/>
           <w:szCs w:val="22"/>
-          <w:lang w:val="sv-SE"/>
-        </w:rPr>
-        <w:t>E.2 Langkah 2 – [</w:t>
-      </w:r>
+          <w:lang w:val="nb-NO"/>
+        </w:rPr>
+      </w:pPr>
       <w:r>
         <w:rPr>
           <w:b/>
@@ -4738,7 +4795,7 @@
           <w:szCs w:val="22"/>
           <w:lang w:val="sv-SE"/>
         </w:rPr>
-        <w:t>Menyusun Profil Lini Produksi</w:t>
+        <w:t xml:space="preserve">E.2 Langkah 2 – </w:t>
       </w:r>
       <w:r>
         <w:rPr>
@@ -4747,9 +4804,27 @@
           <w:color w:val="2C5F8A"/>
           <w:sz w:val="22"/>
           <w:szCs w:val="22"/>
+          <w:lang w:val="nb-NO"/>
+        </w:rPr>
+        <w:t>Styling Body dan Tipografi</w:t>
+      </w:r>
+    </w:p>
+    <w:p>
+      <w:pPr>
+        <w:spacing w:before="200" w:after="80" w:line="276" w:lineRule="auto"/>
+        <w:rPr>
+          <w:sz w:val="22"/>
+          <w:szCs w:val="22"/>
           <w:lang w:val="sv-SE"/>
         </w:rPr>
-        <w:t>]</w:t>
+      </w:pPr>
+      <w:r>
+        <w:rPr>
+          <w:sz w:val="22"/>
+          <w:szCs w:val="22"/>
+          <w:lang w:val="nb-NO"/>
+        </w:rPr>
+        <w:t>Buka style.css di vscode kemudian masukkan kode seperti dibawah ini</w:t>
       </w:r>
     </w:p>
     <w:tbl>
@@ -4828,151 +4903,151 @@
                 <w:szCs w:val="22"/>
                 <w:lang w:val="sv-SE"/>
               </w:rPr>
-              <w:t>&lt;!DOCTYPE html&gt;</w:t>
-            </w:r>
-          </w:p>
-          <w:p>
-            <w:pPr>
-              <w:spacing w:line="276" w:lineRule="auto"/>
+              <w:t>   </w:t>
+            </w:r>
+            <w:r>
               <w:rPr>
                 <w:sz w:val="22"/>
                 <w:szCs w:val="22"/>
                 <w:lang w:val="sv-SE"/>
               </w:rPr>
-            </w:pPr>
-            <w:r>
+              <w:t>/* Import Font dari Google Fonts */</w:t>
+            </w:r>
+          </w:p>
+          <w:p>
+            <w:pPr>
+              <w:spacing w:line="276" w:lineRule="auto"/>
               <w:rPr>
                 <w:sz w:val="22"/>
                 <w:szCs w:val="22"/>
                 <w:lang w:val="sv-SE"/>
               </w:rPr>
-              <w:t>&lt;html lang="en"&gt;</w:t>
-            </w:r>
-          </w:p>
-          <w:p>
-            <w:pPr>
-              <w:spacing w:line="276" w:lineRule="auto"/>
-              <w:rPr>
-                <w:sz w:val="22"/>
-                <w:szCs w:val="22"/>
-                <w:lang w:val="en-US"/>
-              </w:rPr>
-            </w:pPr>
-            <w:r>
-              <w:rPr>
-                <w:sz w:val="22"/>
-                <w:szCs w:val="22"/>
-                <w:lang w:val="en-US"/>
-              </w:rPr>
-              <w:t>&lt;head&gt;</w:t>
-            </w:r>
-          </w:p>
-          <w:p>
-            <w:pPr>
-              <w:spacing w:line="276" w:lineRule="auto"/>
-              <w:rPr>
-                <w:sz w:val="22"/>
-                <w:szCs w:val="22"/>
-                <w:lang w:val="en-US"/>
-              </w:rPr>
-            </w:pPr>
-            <w:r>
-              <w:rPr>
-                <w:sz w:val="22"/>
-                <w:szCs w:val="22"/>
-                <w:lang w:val="en-US"/>
-              </w:rPr>
-              <w:t>      &lt;meta charset="UTF-8"&gt;</w:t>
-            </w:r>
-          </w:p>
-          <w:p>
-            <w:pPr>
-              <w:spacing w:line="276" w:lineRule="auto"/>
-              <w:rPr>
-                <w:sz w:val="22"/>
-                <w:szCs w:val="22"/>
-                <w:lang w:val="en-US"/>
-              </w:rPr>
-            </w:pPr>
-            <w:r>
-              <w:rPr>
-                <w:sz w:val="22"/>
-                <w:szCs w:val="22"/>
-                <w:lang w:val="en-US"/>
-              </w:rPr>
-              <w:t>      &lt;meta name="viewport" content="width=device-width, initial-scale=1.0"&gt;</w:t>
-            </w:r>
-          </w:p>
-          <w:p>
-            <w:pPr>
-              <w:spacing w:line="276" w:lineRule="auto"/>
-              <w:rPr>
-                <w:sz w:val="22"/>
-                <w:szCs w:val="22"/>
-                <w:lang w:val="en-US"/>
-              </w:rPr>
-            </w:pPr>
-            <w:r>
-              <w:rPr>
-                <w:sz w:val="22"/>
-                <w:szCs w:val="22"/>
-                <w:lang w:val="en-US"/>
-              </w:rPr>
-              <w:t>      &lt;title&gt;Document&lt;/title&gt;</w:t>
-            </w:r>
-          </w:p>
-          <w:p>
-            <w:pPr>
-              <w:spacing w:line="276" w:lineRule="auto"/>
-              <w:rPr>
-                <w:sz w:val="22"/>
-                <w:szCs w:val="22"/>
-                <w:lang w:val="en-US"/>
-              </w:rPr>
-            </w:pPr>
-            <w:r>
-              <w:rPr>
-                <w:sz w:val="22"/>
-                <w:szCs w:val="22"/>
-                <w:lang w:val="en-US"/>
-              </w:rPr>
-              <w:t>&lt;/head&gt;</w:t>
-            </w:r>
-          </w:p>
-          <w:p>
-            <w:pPr>
-              <w:spacing w:line="276" w:lineRule="auto"/>
-              <w:rPr>
-                <w:sz w:val="22"/>
-                <w:szCs w:val="22"/>
-                <w:lang w:val="en-US"/>
-              </w:rPr>
-            </w:pPr>
-            <w:r>
-              <w:rPr>
-                <w:sz w:val="22"/>
-                <w:szCs w:val="22"/>
-                <w:lang w:val="en-US"/>
-              </w:rPr>
-              <w:t>&lt;body&gt;</w:t>
-            </w:r>
-          </w:p>
-          <w:p>
-            <w:pPr>
-              <w:spacing w:line="276" w:lineRule="auto"/>
-              <w:rPr>
-                <w:sz w:val="22"/>
-                <w:szCs w:val="22"/>
-                <w:lang w:val="en-US"/>
-              </w:rPr>
-            </w:pPr>
-            <w:r>
-              <w:rPr>
-                <w:sz w:val="22"/>
-                <w:szCs w:val="22"/>
-                <w:lang w:val="en-US"/>
-              </w:rPr>
-              <w:t>      &lt;header&gt;</w:t>
+            </w:pPr>
+            <w:r>
+              <w:rPr>
+                <w:sz w:val="22"/>
+                <w:szCs w:val="22"/>
+                <w:lang w:val="sv-SE"/>
+              </w:rPr>
+              <w:t>@import url("https://fonts.googleapis.com/css2?family=Roboto:wght@400;700&amp;display=swap");</w:t>
+            </w:r>
+          </w:p>
+          <w:p>
+            <w:pPr>
+              <w:spacing w:line="276" w:lineRule="auto"/>
+              <w:rPr>
+                <w:sz w:val="22"/>
+                <w:szCs w:val="22"/>
+                <w:lang w:val="sv-SE"/>
+              </w:rPr>
+            </w:pPr>
+          </w:p>
+          <w:p>
+            <w:pPr>
+              <w:spacing w:line="276" w:lineRule="auto"/>
+              <w:rPr>
+                <w:sz w:val="22"/>
+                <w:szCs w:val="22"/>
+                <w:lang w:val="en-US"/>
+              </w:rPr>
+            </w:pPr>
+            <w:r>
+              <w:rPr>
+                <w:sz w:val="22"/>
+                <w:szCs w:val="22"/>
+                <w:lang w:val="en-US"/>
+              </w:rPr>
+              <w:t>body {</w:t>
+            </w:r>
+          </w:p>
+          <w:p>
+            <w:pPr>
+              <w:spacing w:line="276" w:lineRule="auto"/>
+              <w:rPr>
+                <w:sz w:val="22"/>
+                <w:szCs w:val="22"/>
+                <w:lang w:val="en-US"/>
+              </w:rPr>
+            </w:pPr>
+            <w:r>
+              <w:rPr>
+                <w:sz w:val="22"/>
+                <w:szCs w:val="22"/>
+                <w:lang w:val="en-US"/>
+              </w:rPr>
+              <w:t>  font-family: "Roboto", sans-serif;</w:t>
+            </w:r>
+          </w:p>
+          <w:p>
+            <w:pPr>
+              <w:spacing w:line="276" w:lineRule="auto"/>
+              <w:rPr>
+                <w:sz w:val="22"/>
+                <w:szCs w:val="22"/>
+                <w:lang w:val="en-US"/>
+              </w:rPr>
+            </w:pPr>
+            <w:r>
+              <w:rPr>
+                <w:sz w:val="22"/>
+                <w:szCs w:val="22"/>
+                <w:lang w:val="en-US"/>
+              </w:rPr>
+              <w:t xml:space="preserve">  background-color: #f4f4f4; /* Warna </w:t>
+            </w:r>
+            <w:proofErr w:type="spellStart"/>
+            <w:r>
+              <w:rPr>
+                <w:sz w:val="22"/>
+                <w:szCs w:val="22"/>
+                <w:lang w:val="en-US"/>
+              </w:rPr>
+              <w:t>abu-abu</w:t>
+            </w:r>
+            <w:proofErr w:type="spellEnd"/>
+            <w:r>
+              <w:rPr>
+                <w:sz w:val="22"/>
+                <w:szCs w:val="22"/>
+                <w:lang w:val="en-US"/>
+              </w:rPr>
+              <w:t xml:space="preserve"> </w:t>
+            </w:r>
+            <w:proofErr w:type="spellStart"/>
+            <w:r>
+              <w:rPr>
+                <w:sz w:val="22"/>
+                <w:szCs w:val="22"/>
+                <w:lang w:val="en-US"/>
+              </w:rPr>
+              <w:t>muda</w:t>
+            </w:r>
+            <w:proofErr w:type="spellEnd"/>
+            <w:r>
+              <w:rPr>
+                <w:sz w:val="22"/>
+                <w:szCs w:val="22"/>
+                <w:lang w:val="en-US"/>
+              </w:rPr>
+              <w:t xml:space="preserve"> </w:t>
+            </w:r>
+            <w:proofErr w:type="spellStart"/>
+            <w:r>
+              <w:rPr>
+                <w:sz w:val="22"/>
+                <w:szCs w:val="22"/>
+                <w:lang w:val="en-US"/>
+              </w:rPr>
+              <w:t>untuk</w:t>
+            </w:r>
+            <w:proofErr w:type="spellEnd"/>
+            <w:r>
+              <w:rPr>
+                <w:sz w:val="22"/>
+                <w:szCs w:val="22"/>
+                <w:lang w:val="en-US"/>
+              </w:rPr>
+              <w:t xml:space="preserve"> background */</w:t>
             </w:r>
           </w:p>
           <w:p>
@@ -4991,16 +5066,116 @@
                 <w:lang w:val="en-US"/>
               </w:rPr>
               <w:lastRenderedPageBreak/>
-              <w:t>      &lt;h1&gt;</w:t>
-            </w:r>
-            <w:proofErr w:type="spellStart"/>
-            <w:r>
-              <w:rPr>
-                <w:sz w:val="22"/>
-                <w:szCs w:val="22"/>
-                <w:lang w:val="en-US"/>
-              </w:rPr>
-              <w:t>Profil</w:t>
+              <w:t>  color: #333;</w:t>
+            </w:r>
+          </w:p>
+          <w:p>
+            <w:pPr>
+              <w:spacing w:line="276" w:lineRule="auto"/>
+              <w:rPr>
+                <w:sz w:val="22"/>
+                <w:szCs w:val="22"/>
+                <w:lang w:val="en-US"/>
+              </w:rPr>
+            </w:pPr>
+            <w:r>
+              <w:rPr>
+                <w:sz w:val="22"/>
+                <w:szCs w:val="22"/>
+                <w:lang w:val="en-US"/>
+              </w:rPr>
+              <w:t>  margin: 0;</w:t>
+            </w:r>
+          </w:p>
+          <w:p>
+            <w:pPr>
+              <w:spacing w:line="276" w:lineRule="auto"/>
+              <w:rPr>
+                <w:sz w:val="22"/>
+                <w:szCs w:val="22"/>
+                <w:lang w:val="en-US"/>
+              </w:rPr>
+            </w:pPr>
+            <w:r>
+              <w:rPr>
+                <w:sz w:val="22"/>
+                <w:szCs w:val="22"/>
+                <w:lang w:val="en-US"/>
+              </w:rPr>
+              <w:t>  padding: 20px;</w:t>
+            </w:r>
+          </w:p>
+          <w:p>
+            <w:pPr>
+              <w:spacing w:line="276" w:lineRule="auto"/>
+              <w:rPr>
+                <w:sz w:val="22"/>
+                <w:szCs w:val="22"/>
+                <w:lang w:val="en-US"/>
+              </w:rPr>
+            </w:pPr>
+            <w:r>
+              <w:rPr>
+                <w:sz w:val="22"/>
+                <w:szCs w:val="22"/>
+                <w:lang w:val="en-US"/>
+              </w:rPr>
+              <w:t>}</w:t>
+            </w:r>
+          </w:p>
+          <w:p>
+            <w:pPr>
+              <w:spacing w:line="276" w:lineRule="auto"/>
+              <w:rPr>
+                <w:sz w:val="22"/>
+                <w:szCs w:val="22"/>
+                <w:lang w:val="en-US"/>
+              </w:rPr>
+            </w:pPr>
+          </w:p>
+          <w:p>
+            <w:pPr>
+              <w:spacing w:line="276" w:lineRule="auto"/>
+              <w:rPr>
+                <w:sz w:val="22"/>
+                <w:szCs w:val="22"/>
+                <w:lang w:val="en-US"/>
+              </w:rPr>
+            </w:pPr>
+            <w:r>
+              <w:rPr>
+                <w:sz w:val="22"/>
+                <w:szCs w:val="22"/>
+                <w:lang w:val="en-US"/>
+              </w:rPr>
+              <w:t>h1 {</w:t>
+            </w:r>
+          </w:p>
+          <w:p>
+            <w:pPr>
+              <w:spacing w:line="276" w:lineRule="auto"/>
+              <w:rPr>
+                <w:sz w:val="22"/>
+                <w:szCs w:val="22"/>
+                <w:lang w:val="en-US"/>
+              </w:rPr>
+            </w:pPr>
+            <w:r>
+              <w:rPr>
+                <w:sz w:val="22"/>
+                <w:szCs w:val="22"/>
+                <w:lang w:val="en-US"/>
+              </w:rPr>
+              <w:t xml:space="preserve">  color: #2c3e50; /* Biru </w:t>
+            </w:r>
+            <w:proofErr w:type="spellStart"/>
+            <w:r>
+              <w:rPr>
+                <w:sz w:val="22"/>
+                <w:szCs w:val="22"/>
+                <w:lang w:val="en-US"/>
+              </w:rPr>
+              <w:t>tua</w:t>
             </w:r>
             <w:proofErr w:type="spellEnd"/>
             <w:r>
@@ -5018,1146 +5193,170 @@
                 <w:szCs w:val="22"/>
                 <w:lang w:val="en-US"/>
               </w:rPr>
-              <w:t>Mesin</w:t>
-            </w:r>
-            <w:proofErr w:type="spellEnd"/>
-            <w:r>
-              <w:rPr>
-                <w:sz w:val="22"/>
-                <w:szCs w:val="22"/>
-                <w:lang w:val="en-US"/>
-              </w:rPr>
-              <w:t xml:space="preserve"> CNC-01&lt;/h1&gt;</w:t>
-            </w:r>
-          </w:p>
-          <w:p>
-            <w:pPr>
-              <w:spacing w:line="276" w:lineRule="auto"/>
-              <w:rPr>
-                <w:sz w:val="22"/>
-                <w:szCs w:val="22"/>
-                <w:lang w:val="en-US"/>
-              </w:rPr>
-            </w:pPr>
-            <w:r>
-              <w:rPr>
-                <w:sz w:val="22"/>
-                <w:szCs w:val="22"/>
-                <w:lang w:val="en-US"/>
-              </w:rPr>
-              <w:t>      &lt;h3&gt;</w:t>
-            </w:r>
-            <w:proofErr w:type="spellStart"/>
-            <w:r>
-              <w:rPr>
-                <w:sz w:val="22"/>
-                <w:szCs w:val="22"/>
-                <w:lang w:val="en-US"/>
-              </w:rPr>
-              <w:t>Dibuat</w:t>
-            </w:r>
-            <w:proofErr w:type="spellEnd"/>
-            <w:r>
-              <w:rPr>
-                <w:sz w:val="22"/>
-                <w:szCs w:val="22"/>
-                <w:lang w:val="en-US"/>
-              </w:rPr>
-              <w:t xml:space="preserve"> oleh : Radhitya Adha Fadhlur Rohman (23051430005)&lt;/h3&gt;</w:t>
-            </w:r>
-          </w:p>
-          <w:p>
-            <w:pPr>
-              <w:spacing w:line="276" w:lineRule="auto"/>
-              <w:rPr>
-                <w:sz w:val="22"/>
-                <w:szCs w:val="22"/>
-                <w:lang w:val="sv-SE"/>
-              </w:rPr>
-            </w:pPr>
-            <w:r>
-              <w:rPr>
-                <w:sz w:val="22"/>
-                <w:szCs w:val="22"/>
-                <w:lang w:val="en-US"/>
-              </w:rPr>
-              <w:t xml:space="preserve">    </w:t>
-            </w:r>
-            <w:r>
-              <w:rPr>
-                <w:sz w:val="22"/>
-                <w:szCs w:val="22"/>
-                <w:lang w:val="sv-SE"/>
-              </w:rPr>
-              <w:t xml:space="preserve">&lt;hr&gt; </w:t>
-            </w:r>
-          </w:p>
-          <w:p>
-            <w:pPr>
-              <w:spacing w:line="276" w:lineRule="auto"/>
-              <w:rPr>
-                <w:sz w:val="22"/>
-                <w:szCs w:val="22"/>
-                <w:lang w:val="sv-SE"/>
-              </w:rPr>
-            </w:pPr>
-          </w:p>
-          <w:p>
-            <w:pPr>
-              <w:spacing w:line="276" w:lineRule="auto"/>
-              <w:rPr>
-                <w:sz w:val="22"/>
-                <w:szCs w:val="22"/>
-                <w:lang w:val="sv-SE"/>
-              </w:rPr>
-            </w:pPr>
-            <w:r>
-              <w:rPr>
-                <w:sz w:val="22"/>
-                <w:szCs w:val="22"/>
-                <w:lang w:val="sv-SE"/>
-              </w:rPr>
-              <w:t>&lt;hr&gt;</w:t>
-            </w:r>
-          </w:p>
-          <w:p>
-            <w:pPr>
-              <w:spacing w:line="276" w:lineRule="auto"/>
-              <w:rPr>
-                <w:sz w:val="22"/>
-                <w:szCs w:val="22"/>
-                <w:lang w:val="sv-SE"/>
-              </w:rPr>
-            </w:pPr>
-            <w:r>
-              <w:rPr>
-                <w:sz w:val="22"/>
-                <w:szCs w:val="22"/>
-                <w:lang w:val="sv-SE"/>
-              </w:rPr>
-              <w:t>&lt;h2&gt;Spesifikasi Teknis&lt;/h2&gt;</w:t>
-            </w:r>
-          </w:p>
-          <w:p>
-            <w:pPr>
-              <w:spacing w:line="276" w:lineRule="auto"/>
-              <w:rPr>
-                <w:sz w:val="22"/>
-                <w:szCs w:val="22"/>
-                <w:lang w:val="sv-SE"/>
-              </w:rPr>
-            </w:pPr>
-            <w:r>
-              <w:rPr>
-                <w:sz w:val="22"/>
-                <w:szCs w:val="22"/>
-                <w:lang w:val="sv-SE"/>
-              </w:rPr>
-              <w:t>&lt;ul&gt;</w:t>
-            </w:r>
-          </w:p>
-          <w:p>
-            <w:pPr>
-              <w:spacing w:line="276" w:lineRule="auto"/>
-              <w:rPr>
-                <w:sz w:val="22"/>
-                <w:szCs w:val="22"/>
-                <w:lang w:val="sv-SE"/>
-              </w:rPr>
-            </w:pPr>
-            <w:r>
-              <w:rPr>
-                <w:sz w:val="22"/>
-                <w:szCs w:val="22"/>
-                <w:lang w:val="sv-SE"/>
-              </w:rPr>
-              <w:t>  &lt;li&gt;&lt;strong&gt;Merk:&lt;/strong&gt; Yamazaki Mazak&lt;/li&gt;</w:t>
-            </w:r>
-          </w:p>
-          <w:p>
-            <w:pPr>
-              <w:spacing w:line="276" w:lineRule="auto"/>
-              <w:rPr>
-                <w:sz w:val="22"/>
-                <w:szCs w:val="22"/>
-                <w:lang w:val="sv-SE"/>
-              </w:rPr>
-            </w:pPr>
-            <w:r>
-              <w:rPr>
-                <w:sz w:val="22"/>
-                <w:szCs w:val="22"/>
-                <w:lang w:val="sv-SE"/>
-              </w:rPr>
-              <w:t>  &lt;li&gt;&lt;strong&gt;Kapasitas:&lt;/strong&gt; 500 unit/hari&lt;/li&gt;</w:t>
-            </w:r>
-          </w:p>
-          <w:p>
-            <w:pPr>
-              <w:spacing w:line="276" w:lineRule="auto"/>
-              <w:rPr>
-                <w:sz w:val="22"/>
-                <w:szCs w:val="22"/>
-                <w:lang w:val="en-US"/>
-              </w:rPr>
-            </w:pPr>
-            <w:r>
-              <w:rPr>
-                <w:sz w:val="22"/>
-                <w:szCs w:val="22"/>
-                <w:lang w:val="sv-SE"/>
-              </w:rPr>
-              <w:t xml:space="preserve">  </w:t>
-            </w:r>
-            <w:r>
-              <w:rPr>
-                <w:sz w:val="22"/>
-                <w:szCs w:val="22"/>
-                <w:lang w:val="en-US"/>
-              </w:rPr>
-              <w:t>&lt;li&gt;&lt;strong&gt;Status:&lt;/strong&gt; &lt;span style="color: green;"&gt;</w:t>
-            </w:r>
-            <w:proofErr w:type="spellStart"/>
-            <w:r>
-              <w:rPr>
-                <w:sz w:val="22"/>
-                <w:szCs w:val="22"/>
-                <w:lang w:val="en-US"/>
-              </w:rPr>
-              <w:t>Operasional</w:t>
-            </w:r>
-            <w:proofErr w:type="spellEnd"/>
-            <w:r>
-              <w:rPr>
-                <w:sz w:val="22"/>
-                <w:szCs w:val="22"/>
-                <w:lang w:val="en-US"/>
-              </w:rPr>
-              <w:t>&lt;/span&gt;&lt;/li&gt;</w:t>
-            </w:r>
-          </w:p>
-          <w:p>
-            <w:pPr>
-              <w:spacing w:line="276" w:lineRule="auto"/>
-              <w:rPr>
-                <w:sz w:val="22"/>
-                <w:szCs w:val="22"/>
-                <w:lang w:val="en-US"/>
-              </w:rPr>
-            </w:pPr>
-            <w:r>
-              <w:rPr>
-                <w:sz w:val="22"/>
-                <w:szCs w:val="22"/>
-                <w:lang w:val="en-US"/>
-              </w:rPr>
-              <w:t>&lt;/ul&gt;</w:t>
-            </w:r>
-          </w:p>
-          <w:p>
-            <w:pPr>
-              <w:spacing w:line="276" w:lineRule="auto"/>
-              <w:rPr>
-                <w:sz w:val="22"/>
-                <w:szCs w:val="22"/>
-                <w:lang w:val="en-US"/>
-              </w:rPr>
-            </w:pPr>
-            <w:r>
-              <w:rPr>
-                <w:sz w:val="22"/>
-                <w:szCs w:val="22"/>
-                <w:lang w:val="en-US"/>
-              </w:rPr>
-              <w:t>&lt;/header&gt;</w:t>
-            </w:r>
-          </w:p>
-          <w:p>
-            <w:pPr>
-              <w:spacing w:line="276" w:lineRule="auto"/>
-              <w:rPr>
-                <w:sz w:val="22"/>
-                <w:szCs w:val="22"/>
-                <w:lang w:val="en-US"/>
-              </w:rPr>
-            </w:pPr>
-          </w:p>
-          <w:p>
-            <w:pPr>
-              <w:spacing w:line="276" w:lineRule="auto"/>
-              <w:rPr>
-                <w:sz w:val="22"/>
-                <w:szCs w:val="22"/>
-                <w:lang w:val="en-US"/>
-              </w:rPr>
-            </w:pPr>
-            <w:r>
-              <w:rPr>
-                <w:sz w:val="22"/>
-                <w:szCs w:val="22"/>
-                <w:lang w:val="en-US"/>
-              </w:rPr>
-              <w:t>&lt;section&gt;</w:t>
-            </w:r>
-          </w:p>
-          <w:p>
-            <w:pPr>
-              <w:spacing w:line="276" w:lineRule="auto"/>
-              <w:rPr>
-                <w:sz w:val="22"/>
-                <w:szCs w:val="22"/>
-                <w:lang w:val="en-US"/>
-              </w:rPr>
-            </w:pPr>
-            <w:r>
-              <w:rPr>
-                <w:sz w:val="22"/>
-                <w:szCs w:val="22"/>
-                <w:lang w:val="en-US"/>
-              </w:rPr>
-              <w:t xml:space="preserve">&lt;h2&gt;Jadwal </w:t>
-            </w:r>
-            <w:proofErr w:type="spellStart"/>
-            <w:r>
-              <w:rPr>
-                <w:sz w:val="22"/>
-                <w:szCs w:val="22"/>
-                <w:lang w:val="en-US"/>
-              </w:rPr>
-              <w:t>Pemeliharaan</w:t>
-            </w:r>
-            <w:proofErr w:type="spellEnd"/>
-            <w:r>
-              <w:rPr>
-                <w:sz w:val="22"/>
-                <w:szCs w:val="22"/>
-                <w:lang w:val="en-US"/>
-              </w:rPr>
-              <w:t>&lt;/h2&gt;</w:t>
-            </w:r>
-          </w:p>
-          <w:p>
-            <w:pPr>
-              <w:spacing w:line="276" w:lineRule="auto"/>
-              <w:rPr>
-                <w:sz w:val="22"/>
-                <w:szCs w:val="22"/>
-                <w:lang w:val="en-US"/>
-              </w:rPr>
-            </w:pPr>
-            <w:r>
-              <w:rPr>
-                <w:sz w:val="22"/>
-                <w:szCs w:val="22"/>
-                <w:lang w:val="en-US"/>
-              </w:rPr>
-              <w:t>&lt;table border="1" cellpadding="10"&gt;</w:t>
-            </w:r>
-          </w:p>
-          <w:p>
-            <w:pPr>
-              <w:spacing w:line="276" w:lineRule="auto"/>
-              <w:rPr>
-                <w:sz w:val="22"/>
-                <w:szCs w:val="22"/>
-                <w:lang w:val="en-US"/>
-              </w:rPr>
-            </w:pPr>
-            <w:r>
-              <w:rPr>
-                <w:sz w:val="22"/>
-                <w:szCs w:val="22"/>
-                <w:lang w:val="en-US"/>
-              </w:rPr>
-              <w:t>  &lt;</w:t>
-            </w:r>
-            <w:proofErr w:type="spellStart"/>
-            <w:r>
-              <w:rPr>
-                <w:sz w:val="22"/>
-                <w:szCs w:val="22"/>
-                <w:lang w:val="en-US"/>
-              </w:rPr>
-              <w:t>thead</w:t>
-            </w:r>
-            <w:proofErr w:type="spellEnd"/>
-            <w:r>
-              <w:rPr>
-                <w:sz w:val="22"/>
-                <w:szCs w:val="22"/>
-                <w:lang w:val="en-US"/>
-              </w:rPr>
-              <w:t>&gt;</w:t>
-            </w:r>
-          </w:p>
-          <w:p>
-            <w:pPr>
-              <w:spacing w:line="276" w:lineRule="auto"/>
-              <w:rPr>
-                <w:sz w:val="22"/>
-                <w:szCs w:val="22"/>
-                <w:lang w:val="en-US"/>
-              </w:rPr>
-            </w:pPr>
-            <w:r>
-              <w:rPr>
-                <w:sz w:val="22"/>
-                <w:szCs w:val="22"/>
-                <w:lang w:val="en-US"/>
-              </w:rPr>
-              <w:t>    &lt;tr&gt;</w:t>
-            </w:r>
-          </w:p>
-          <w:p>
-            <w:pPr>
-              <w:spacing w:line="276" w:lineRule="auto"/>
-              <w:rPr>
-                <w:sz w:val="22"/>
-                <w:szCs w:val="22"/>
-                <w:lang w:val="en-US"/>
-              </w:rPr>
-            </w:pPr>
-            <w:r>
-              <w:rPr>
-                <w:sz w:val="22"/>
-                <w:szCs w:val="22"/>
-                <w:lang w:val="en-US"/>
-              </w:rPr>
-              <w:t>      &lt;</w:t>
-            </w:r>
-            <w:proofErr w:type="spellStart"/>
-            <w:r>
-              <w:rPr>
-                <w:sz w:val="22"/>
-                <w:szCs w:val="22"/>
-                <w:lang w:val="en-US"/>
-              </w:rPr>
-              <w:t>th</w:t>
-            </w:r>
-            <w:proofErr w:type="spellEnd"/>
-            <w:r>
-              <w:rPr>
-                <w:sz w:val="22"/>
-                <w:szCs w:val="22"/>
-                <w:lang w:val="en-US"/>
-              </w:rPr>
-              <w:t>&gt;</w:t>
-            </w:r>
-            <w:proofErr w:type="spellStart"/>
-            <w:r>
-              <w:rPr>
-                <w:sz w:val="22"/>
-                <w:szCs w:val="22"/>
-                <w:lang w:val="en-US"/>
-              </w:rPr>
-              <w:t>Tanggal</w:t>
-            </w:r>
-            <w:proofErr w:type="spellEnd"/>
-            <w:r>
-              <w:rPr>
-                <w:sz w:val="22"/>
-                <w:szCs w:val="22"/>
-                <w:lang w:val="en-US"/>
-              </w:rPr>
-              <w:t>&lt;/</w:t>
-            </w:r>
-            <w:proofErr w:type="spellStart"/>
-            <w:r>
-              <w:rPr>
-                <w:sz w:val="22"/>
-                <w:szCs w:val="22"/>
-                <w:lang w:val="en-US"/>
-              </w:rPr>
-              <w:t>th</w:t>
-            </w:r>
-            <w:proofErr w:type="spellEnd"/>
-            <w:r>
-              <w:rPr>
-                <w:sz w:val="22"/>
-                <w:szCs w:val="22"/>
-                <w:lang w:val="en-US"/>
-              </w:rPr>
-              <w:t>&gt;</w:t>
-            </w:r>
-          </w:p>
-          <w:p>
-            <w:pPr>
-              <w:spacing w:line="276" w:lineRule="auto"/>
-              <w:rPr>
-                <w:sz w:val="22"/>
-                <w:szCs w:val="22"/>
-                <w:lang w:val="en-US"/>
-              </w:rPr>
-            </w:pPr>
-            <w:r>
-              <w:rPr>
-                <w:sz w:val="22"/>
-                <w:szCs w:val="22"/>
-                <w:lang w:val="en-US"/>
-              </w:rPr>
-              <w:t>      &lt;</w:t>
-            </w:r>
-            <w:proofErr w:type="spellStart"/>
-            <w:r>
-              <w:rPr>
-                <w:sz w:val="22"/>
-                <w:szCs w:val="22"/>
-                <w:lang w:val="en-US"/>
-              </w:rPr>
-              <w:t>th</w:t>
-            </w:r>
-            <w:proofErr w:type="spellEnd"/>
-            <w:r>
-              <w:rPr>
-                <w:sz w:val="22"/>
-                <w:szCs w:val="22"/>
-                <w:lang w:val="en-US"/>
-              </w:rPr>
-              <w:t xml:space="preserve">&gt;Jenis </w:t>
-            </w:r>
-            <w:proofErr w:type="spellStart"/>
-            <w:r>
-              <w:rPr>
-                <w:sz w:val="22"/>
-                <w:szCs w:val="22"/>
-                <w:lang w:val="en-US"/>
-              </w:rPr>
-              <w:t>Perawatan</w:t>
-            </w:r>
-            <w:proofErr w:type="spellEnd"/>
-            <w:r>
-              <w:rPr>
-                <w:sz w:val="22"/>
-                <w:szCs w:val="22"/>
-                <w:lang w:val="en-US"/>
-              </w:rPr>
-              <w:t>&lt;/</w:t>
-            </w:r>
-            <w:proofErr w:type="spellStart"/>
-            <w:r>
-              <w:rPr>
-                <w:sz w:val="22"/>
-                <w:szCs w:val="22"/>
-                <w:lang w:val="en-US"/>
-              </w:rPr>
-              <w:t>th</w:t>
-            </w:r>
-            <w:proofErr w:type="spellEnd"/>
-            <w:r>
-              <w:rPr>
-                <w:sz w:val="22"/>
-                <w:szCs w:val="22"/>
-                <w:lang w:val="en-US"/>
-              </w:rPr>
-              <w:t>&gt;</w:t>
-            </w:r>
-          </w:p>
-          <w:p>
-            <w:pPr>
-              <w:spacing w:line="276" w:lineRule="auto"/>
-              <w:rPr>
-                <w:sz w:val="22"/>
-                <w:szCs w:val="22"/>
-                <w:lang w:val="en-US"/>
-              </w:rPr>
-            </w:pPr>
-            <w:r>
-              <w:rPr>
-                <w:sz w:val="22"/>
-                <w:szCs w:val="22"/>
-                <w:lang w:val="en-US"/>
-              </w:rPr>
-              <w:t>      &lt;</w:t>
-            </w:r>
-            <w:proofErr w:type="spellStart"/>
-            <w:r>
-              <w:rPr>
-                <w:sz w:val="22"/>
-                <w:szCs w:val="22"/>
-                <w:lang w:val="en-US"/>
-              </w:rPr>
-              <w:t>th</w:t>
-            </w:r>
-            <w:proofErr w:type="spellEnd"/>
-            <w:r>
-              <w:rPr>
-                <w:sz w:val="22"/>
-                <w:szCs w:val="22"/>
-                <w:lang w:val="en-US"/>
-              </w:rPr>
-              <w:t>&gt;</w:t>
-            </w:r>
-            <w:proofErr w:type="spellStart"/>
-            <w:r>
-              <w:rPr>
-                <w:sz w:val="22"/>
-                <w:szCs w:val="22"/>
-                <w:lang w:val="en-US"/>
-              </w:rPr>
-              <w:t>Penanggung</w:t>
-            </w:r>
-            <w:proofErr w:type="spellEnd"/>
-            <w:r>
-              <w:rPr>
-                <w:sz w:val="22"/>
-                <w:szCs w:val="22"/>
-                <w:lang w:val="en-US"/>
-              </w:rPr>
-              <w:t xml:space="preserve"> Jawab&lt;/</w:t>
-            </w:r>
-            <w:proofErr w:type="spellStart"/>
-            <w:r>
-              <w:rPr>
-                <w:sz w:val="22"/>
-                <w:szCs w:val="22"/>
-                <w:lang w:val="en-US"/>
-              </w:rPr>
-              <w:t>th</w:t>
-            </w:r>
-            <w:proofErr w:type="spellEnd"/>
-            <w:r>
-              <w:rPr>
-                <w:sz w:val="22"/>
-                <w:szCs w:val="22"/>
-                <w:lang w:val="en-US"/>
-              </w:rPr>
-              <w:t>&gt;</w:t>
-            </w:r>
-          </w:p>
-          <w:p>
-            <w:pPr>
-              <w:spacing w:line="276" w:lineRule="auto"/>
-              <w:rPr>
-                <w:sz w:val="22"/>
-                <w:szCs w:val="22"/>
-                <w:lang w:val="en-US"/>
-              </w:rPr>
-            </w:pPr>
-            <w:r>
-              <w:rPr>
-                <w:sz w:val="22"/>
-                <w:szCs w:val="22"/>
-                <w:lang w:val="en-US"/>
-              </w:rPr>
-              <w:t>      &lt;</w:t>
-            </w:r>
-            <w:proofErr w:type="spellStart"/>
-            <w:r>
-              <w:rPr>
-                <w:sz w:val="22"/>
-                <w:szCs w:val="22"/>
-                <w:lang w:val="en-US"/>
-              </w:rPr>
-              <w:t>th</w:t>
-            </w:r>
-            <w:proofErr w:type="spellEnd"/>
-            <w:r>
-              <w:rPr>
-                <w:sz w:val="22"/>
-                <w:szCs w:val="22"/>
-                <w:lang w:val="en-US"/>
-              </w:rPr>
-              <w:t>&gt;Status&lt;/</w:t>
-            </w:r>
-            <w:proofErr w:type="spellStart"/>
-            <w:r>
-              <w:rPr>
-                <w:sz w:val="22"/>
-                <w:szCs w:val="22"/>
-                <w:lang w:val="en-US"/>
-              </w:rPr>
-              <w:t>th</w:t>
-            </w:r>
-            <w:proofErr w:type="spellEnd"/>
-            <w:r>
-              <w:rPr>
-                <w:sz w:val="22"/>
-                <w:szCs w:val="22"/>
-                <w:lang w:val="en-US"/>
-              </w:rPr>
-              <w:t>&gt;</w:t>
-            </w:r>
-          </w:p>
-          <w:p>
-            <w:pPr>
-              <w:spacing w:line="276" w:lineRule="auto"/>
-              <w:rPr>
-                <w:sz w:val="22"/>
-                <w:szCs w:val="22"/>
-                <w:lang w:val="en-US"/>
-              </w:rPr>
-            </w:pPr>
-            <w:r>
-              <w:rPr>
-                <w:sz w:val="22"/>
-                <w:szCs w:val="22"/>
-                <w:lang w:val="en-US"/>
-              </w:rPr>
-              <w:t>    &lt;/tr&gt;</w:t>
-            </w:r>
-          </w:p>
-          <w:p>
-            <w:pPr>
-              <w:spacing w:line="276" w:lineRule="auto"/>
-              <w:rPr>
-                <w:sz w:val="22"/>
-                <w:szCs w:val="22"/>
-                <w:lang w:val="en-US"/>
-              </w:rPr>
-            </w:pPr>
-            <w:r>
-              <w:rPr>
-                <w:sz w:val="22"/>
-                <w:szCs w:val="22"/>
-                <w:lang w:val="en-US"/>
-              </w:rPr>
-              <w:t>  &lt;/</w:t>
-            </w:r>
-            <w:proofErr w:type="spellStart"/>
-            <w:r>
-              <w:rPr>
-                <w:sz w:val="22"/>
-                <w:szCs w:val="22"/>
-                <w:lang w:val="en-US"/>
-              </w:rPr>
-              <w:t>thead</w:t>
-            </w:r>
-            <w:proofErr w:type="spellEnd"/>
-            <w:r>
-              <w:rPr>
-                <w:sz w:val="22"/>
-                <w:szCs w:val="22"/>
-                <w:lang w:val="en-US"/>
-              </w:rPr>
-              <w:t>&gt;</w:t>
-            </w:r>
-          </w:p>
-          <w:p>
-            <w:pPr>
-              <w:spacing w:line="276" w:lineRule="auto"/>
-              <w:rPr>
-                <w:sz w:val="22"/>
-                <w:szCs w:val="22"/>
-                <w:lang w:val="en-US"/>
-              </w:rPr>
-            </w:pPr>
-            <w:r>
-              <w:rPr>
-                <w:sz w:val="22"/>
-                <w:szCs w:val="22"/>
-                <w:lang w:val="en-US"/>
-              </w:rPr>
-              <w:t>  &lt;</w:t>
-            </w:r>
-            <w:proofErr w:type="spellStart"/>
-            <w:r>
-              <w:rPr>
-                <w:sz w:val="22"/>
-                <w:szCs w:val="22"/>
-                <w:lang w:val="en-US"/>
-              </w:rPr>
-              <w:t>tbody</w:t>
-            </w:r>
-            <w:proofErr w:type="spellEnd"/>
-            <w:r>
-              <w:rPr>
-                <w:sz w:val="22"/>
-                <w:szCs w:val="22"/>
-                <w:lang w:val="en-US"/>
-              </w:rPr>
-              <w:t>&gt;</w:t>
-            </w:r>
-          </w:p>
-          <w:p>
-            <w:pPr>
-              <w:spacing w:line="276" w:lineRule="auto"/>
-              <w:rPr>
-                <w:sz w:val="22"/>
-                <w:szCs w:val="22"/>
-                <w:lang w:val="en-US"/>
-              </w:rPr>
-            </w:pPr>
-            <w:r>
-              <w:rPr>
-                <w:sz w:val="22"/>
-                <w:szCs w:val="22"/>
-                <w:lang w:val="en-US"/>
-              </w:rPr>
-              <w:t>    &lt;tr&gt;</w:t>
-            </w:r>
-          </w:p>
-          <w:p>
-            <w:pPr>
-              <w:spacing w:line="276" w:lineRule="auto"/>
-              <w:rPr>
-                <w:sz w:val="22"/>
-                <w:szCs w:val="22"/>
-                <w:lang w:val="en-US"/>
-              </w:rPr>
-            </w:pPr>
-            <w:r>
-              <w:rPr>
-                <w:sz w:val="22"/>
-                <w:szCs w:val="22"/>
-                <w:lang w:val="en-US"/>
-              </w:rPr>
-              <w:t>      &lt;td&gt;12 Jan 2024&lt;/td&gt;</w:t>
-            </w:r>
-          </w:p>
-          <w:p>
-            <w:pPr>
-              <w:spacing w:line="276" w:lineRule="auto"/>
-              <w:rPr>
-                <w:sz w:val="22"/>
-                <w:szCs w:val="22"/>
-                <w:lang w:val="sv-SE"/>
-              </w:rPr>
-            </w:pPr>
-            <w:r>
-              <w:rPr>
-                <w:sz w:val="22"/>
-                <w:szCs w:val="22"/>
-                <w:lang w:val="en-US"/>
-              </w:rPr>
-              <w:t xml:space="preserve">      </w:t>
-            </w:r>
-            <w:r>
-              <w:rPr>
-                <w:sz w:val="22"/>
-                <w:szCs w:val="22"/>
-                <w:lang w:val="sv-SE"/>
-              </w:rPr>
-              <w:t>&lt;td&gt;Penggantian Oli&lt;/td&gt;</w:t>
-            </w:r>
-          </w:p>
-          <w:p>
-            <w:pPr>
-              <w:spacing w:line="276" w:lineRule="auto"/>
-              <w:rPr>
-                <w:sz w:val="22"/>
-                <w:szCs w:val="22"/>
-                <w:lang w:val="sv-SE"/>
-              </w:rPr>
-            </w:pPr>
-            <w:r>
-              <w:rPr>
-                <w:sz w:val="22"/>
-                <w:szCs w:val="22"/>
-                <w:lang w:val="sv-SE"/>
-              </w:rPr>
-              <w:t>      &lt;td&gt;Teknisi A&lt;/td&gt;</w:t>
-            </w:r>
-          </w:p>
-          <w:p>
-            <w:pPr>
-              <w:spacing w:line="276" w:lineRule="auto"/>
-              <w:rPr>
-                <w:sz w:val="22"/>
-                <w:szCs w:val="22"/>
-                <w:lang w:val="en-US"/>
-              </w:rPr>
-            </w:pPr>
-            <w:r>
-              <w:rPr>
-                <w:sz w:val="22"/>
-                <w:szCs w:val="22"/>
-                <w:lang w:val="sv-SE"/>
-              </w:rPr>
-              <w:t xml:space="preserve">      </w:t>
-            </w:r>
-            <w:r>
-              <w:rPr>
-                <w:sz w:val="22"/>
-                <w:szCs w:val="22"/>
-                <w:lang w:val="en-US"/>
-              </w:rPr>
-              <w:t>&lt;td&gt;</w:t>
-            </w:r>
-            <w:proofErr w:type="spellStart"/>
-            <w:r>
-              <w:rPr>
-                <w:sz w:val="22"/>
-                <w:szCs w:val="22"/>
-                <w:lang w:val="en-US"/>
-              </w:rPr>
-              <w:t>Selesai</w:t>
-            </w:r>
-            <w:proofErr w:type="spellEnd"/>
-            <w:r>
-              <w:rPr>
-                <w:sz w:val="22"/>
-                <w:szCs w:val="22"/>
-                <w:lang w:val="en-US"/>
-              </w:rPr>
-              <w:t>&lt;/td&gt;</w:t>
-            </w:r>
-          </w:p>
-          <w:p>
-            <w:pPr>
-              <w:spacing w:line="276" w:lineRule="auto"/>
-              <w:rPr>
-                <w:sz w:val="22"/>
-                <w:szCs w:val="22"/>
-                <w:lang w:val="en-US"/>
-              </w:rPr>
-            </w:pPr>
-            <w:r>
-              <w:rPr>
-                <w:sz w:val="22"/>
-                <w:szCs w:val="22"/>
-                <w:lang w:val="en-US"/>
-              </w:rPr>
-              <w:t>    &lt;/tr&gt;</w:t>
-            </w:r>
-          </w:p>
-          <w:p>
-            <w:pPr>
-              <w:spacing w:line="276" w:lineRule="auto"/>
-              <w:rPr>
-                <w:sz w:val="22"/>
-                <w:szCs w:val="22"/>
-                <w:lang w:val="en-US"/>
-              </w:rPr>
-            </w:pPr>
-            <w:r>
-              <w:rPr>
-                <w:sz w:val="22"/>
-                <w:szCs w:val="22"/>
-                <w:lang w:val="en-US"/>
-              </w:rPr>
-              <w:t>    &lt;tr&gt;</w:t>
-            </w:r>
-          </w:p>
-          <w:p>
-            <w:pPr>
-              <w:spacing w:line="276" w:lineRule="auto"/>
-              <w:rPr>
-                <w:sz w:val="22"/>
-                <w:szCs w:val="22"/>
-                <w:lang w:val="sv-SE"/>
-              </w:rPr>
-            </w:pPr>
-            <w:r>
-              <w:rPr>
-                <w:sz w:val="22"/>
-                <w:szCs w:val="22"/>
-                <w:lang w:val="en-US"/>
-              </w:rPr>
-              <w:t xml:space="preserve">      </w:t>
-            </w:r>
-            <w:r>
-              <w:rPr>
-                <w:sz w:val="22"/>
-                <w:szCs w:val="22"/>
-                <w:lang w:val="sv-SE"/>
-              </w:rPr>
-              <w:t>&lt;td&gt;15 Feb 2024&lt;/td&gt;</w:t>
-            </w:r>
-          </w:p>
-          <w:p>
-            <w:pPr>
-              <w:spacing w:line="276" w:lineRule="auto"/>
-              <w:rPr>
-                <w:sz w:val="22"/>
-                <w:szCs w:val="22"/>
-                <w:lang w:val="sv-SE"/>
-              </w:rPr>
-            </w:pPr>
-            <w:r>
-              <w:rPr>
-                <w:sz w:val="22"/>
-                <w:szCs w:val="22"/>
-                <w:lang w:val="sv-SE"/>
-              </w:rPr>
-              <w:t>      &lt;td&gt;Kalibrasi Presisi&lt;/td&gt;</w:t>
-            </w:r>
-          </w:p>
-          <w:p>
-            <w:pPr>
-              <w:spacing w:line="276" w:lineRule="auto"/>
-              <w:rPr>
-                <w:sz w:val="22"/>
-                <w:szCs w:val="22"/>
-                <w:lang w:val="en-US"/>
-              </w:rPr>
-            </w:pPr>
-            <w:r>
-              <w:rPr>
-                <w:sz w:val="22"/>
-                <w:szCs w:val="22"/>
-                <w:lang w:val="sv-SE"/>
-              </w:rPr>
-              <w:t xml:space="preserve">      </w:t>
-            </w:r>
-            <w:r>
-              <w:rPr>
-                <w:sz w:val="22"/>
-                <w:szCs w:val="22"/>
-                <w:lang w:val="en-US"/>
-              </w:rPr>
-              <w:t>&lt;td&gt;</w:t>
-            </w:r>
-            <w:proofErr w:type="spellStart"/>
-            <w:r>
-              <w:rPr>
-                <w:sz w:val="22"/>
-                <w:szCs w:val="22"/>
-                <w:lang w:val="en-US"/>
-              </w:rPr>
-              <w:t>Teknisi</w:t>
-            </w:r>
-            <w:proofErr w:type="spellEnd"/>
-            <w:r>
-              <w:rPr>
-                <w:sz w:val="22"/>
-                <w:szCs w:val="22"/>
-                <w:lang w:val="en-US"/>
-              </w:rPr>
-              <w:t xml:space="preserve"> B&lt;/td&gt;</w:t>
-            </w:r>
-          </w:p>
-          <w:p>
-            <w:pPr>
-              <w:spacing w:line="276" w:lineRule="auto"/>
-              <w:rPr>
-                <w:sz w:val="22"/>
-                <w:szCs w:val="22"/>
-                <w:lang w:val="en-US"/>
-              </w:rPr>
-            </w:pPr>
-            <w:r>
-              <w:rPr>
-                <w:sz w:val="22"/>
-                <w:szCs w:val="22"/>
-                <w:lang w:val="en-US"/>
-              </w:rPr>
-              <w:t>      &lt;td&gt;Pending&lt;/td&gt;</w:t>
-            </w:r>
-          </w:p>
-          <w:p>
-            <w:pPr>
-              <w:spacing w:line="276" w:lineRule="auto"/>
-              <w:rPr>
-                <w:sz w:val="22"/>
-                <w:szCs w:val="22"/>
-                <w:lang w:val="en-US"/>
-              </w:rPr>
-            </w:pPr>
-            <w:r>
-              <w:rPr>
-                <w:sz w:val="22"/>
-                <w:szCs w:val="22"/>
-                <w:lang w:val="en-US"/>
-              </w:rPr>
-              <w:t>    &lt;/tr&gt;</w:t>
-            </w:r>
-          </w:p>
-          <w:p>
-            <w:pPr>
-              <w:spacing w:line="276" w:lineRule="auto"/>
-              <w:rPr>
-                <w:sz w:val="22"/>
-                <w:szCs w:val="22"/>
-                <w:lang w:val="en-US"/>
-              </w:rPr>
-            </w:pPr>
-            <w:r>
-              <w:rPr>
-                <w:sz w:val="22"/>
-                <w:szCs w:val="22"/>
-                <w:lang w:val="en-US"/>
-              </w:rPr>
-              <w:t>  &lt;/</w:t>
-            </w:r>
-            <w:proofErr w:type="spellStart"/>
-            <w:r>
-              <w:rPr>
-                <w:sz w:val="22"/>
-                <w:szCs w:val="22"/>
-                <w:lang w:val="en-US"/>
-              </w:rPr>
-              <w:t>tbody</w:t>
-            </w:r>
-            <w:proofErr w:type="spellEnd"/>
-            <w:r>
-              <w:rPr>
-                <w:sz w:val="22"/>
-                <w:szCs w:val="22"/>
-                <w:lang w:val="en-US"/>
-              </w:rPr>
-              <w:t>&gt;</w:t>
-            </w:r>
-          </w:p>
-          <w:p>
-            <w:pPr>
-              <w:spacing w:line="276" w:lineRule="auto"/>
-              <w:rPr>
-                <w:sz w:val="22"/>
-                <w:szCs w:val="22"/>
-                <w:lang w:val="en-US"/>
-              </w:rPr>
-            </w:pPr>
-            <w:r>
-              <w:rPr>
-                <w:sz w:val="22"/>
-                <w:szCs w:val="22"/>
-                <w:lang w:val="en-US"/>
-              </w:rPr>
-              <w:t>&lt;/table&gt;</w:t>
-            </w:r>
-          </w:p>
-          <w:p>
-            <w:pPr>
-              <w:spacing w:line="276" w:lineRule="auto"/>
-              <w:rPr>
-                <w:sz w:val="22"/>
-                <w:szCs w:val="22"/>
-                <w:lang w:val="en-US"/>
-              </w:rPr>
-            </w:pPr>
-            <w:r>
-              <w:rPr>
-                <w:sz w:val="22"/>
-                <w:szCs w:val="22"/>
-                <w:lang w:val="en-US"/>
-              </w:rPr>
-              <w:t> &lt;/form&gt;</w:t>
-            </w:r>
-          </w:p>
-          <w:p>
-            <w:pPr>
-              <w:spacing w:line="276" w:lineRule="auto"/>
-              <w:rPr>
-                <w:sz w:val="22"/>
-                <w:szCs w:val="22"/>
-                <w:lang w:val="en-US"/>
-              </w:rPr>
-            </w:pPr>
-            <w:r>
-              <w:rPr>
-                <w:sz w:val="22"/>
-                <w:szCs w:val="22"/>
-                <w:lang w:val="en-US"/>
-              </w:rPr>
-              <w:t>&lt;/body&gt;</w:t>
-            </w:r>
-          </w:p>
-          <w:p>
-            <w:pPr>
-              <w:spacing w:line="276" w:lineRule="auto"/>
-              <w:rPr>
-                <w:sz w:val="22"/>
-                <w:szCs w:val="22"/>
-                <w:lang w:val="en-US"/>
-              </w:rPr>
-            </w:pPr>
-            <w:r>
-              <w:rPr>
-                <w:sz w:val="22"/>
-                <w:szCs w:val="22"/>
-                <w:lang w:val="en-US"/>
-              </w:rPr>
-              <w:t>&lt;/html&gt;</w:t>
+              <w:t>gelap</w:t>
+            </w:r>
+            <w:proofErr w:type="spellEnd"/>
+            <w:r>
+              <w:rPr>
+                <w:sz w:val="22"/>
+                <w:szCs w:val="22"/>
+                <w:lang w:val="en-US"/>
+              </w:rPr>
+              <w:t xml:space="preserve"> */</w:t>
+            </w:r>
+          </w:p>
+          <w:p>
+            <w:pPr>
+              <w:spacing w:line="276" w:lineRule="auto"/>
+              <w:rPr>
+                <w:sz w:val="22"/>
+                <w:szCs w:val="22"/>
+                <w:lang w:val="en-US"/>
+              </w:rPr>
+            </w:pPr>
+            <w:r>
+              <w:rPr>
+                <w:sz w:val="22"/>
+                <w:szCs w:val="22"/>
+                <w:lang w:val="en-US"/>
+              </w:rPr>
+              <w:t>  text-align: center;</w:t>
+            </w:r>
+          </w:p>
+          <w:p>
+            <w:pPr>
+              <w:spacing w:line="276" w:lineRule="auto"/>
+              <w:rPr>
+                <w:sz w:val="22"/>
+                <w:szCs w:val="22"/>
+                <w:lang w:val="en-US"/>
+              </w:rPr>
+            </w:pPr>
+            <w:r>
+              <w:rPr>
+                <w:sz w:val="22"/>
+                <w:szCs w:val="22"/>
+                <w:lang w:val="en-US"/>
+              </w:rPr>
+              <w:t>  border-bottom: 2px solid #2c3e50;</w:t>
+            </w:r>
+          </w:p>
+          <w:p>
+            <w:pPr>
+              <w:spacing w:line="276" w:lineRule="auto"/>
+              <w:rPr>
+                <w:sz w:val="22"/>
+                <w:szCs w:val="22"/>
+                <w:lang w:val="en-US"/>
+              </w:rPr>
+            </w:pPr>
+            <w:r>
+              <w:rPr>
+                <w:sz w:val="22"/>
+                <w:szCs w:val="22"/>
+                <w:lang w:val="en-US"/>
+              </w:rPr>
+              <w:t>  padding-bottom: 10px;</w:t>
+            </w:r>
+          </w:p>
+          <w:p>
+            <w:pPr>
+              <w:spacing w:line="276" w:lineRule="auto"/>
+              <w:rPr>
+                <w:sz w:val="22"/>
+                <w:szCs w:val="22"/>
+                <w:lang w:val="en-US"/>
+              </w:rPr>
+            </w:pPr>
+            <w:r>
+              <w:rPr>
+                <w:sz w:val="22"/>
+                <w:szCs w:val="22"/>
+                <w:lang w:val="en-US"/>
+              </w:rPr>
+              <w:t>}</w:t>
+            </w:r>
+          </w:p>
+          <w:p>
+            <w:pPr>
+              <w:spacing w:line="276" w:lineRule="auto"/>
+              <w:rPr>
+                <w:sz w:val="22"/>
+                <w:szCs w:val="22"/>
+                <w:lang w:val="en-US"/>
+              </w:rPr>
+            </w:pPr>
+          </w:p>
+          <w:p>
+            <w:pPr>
+              <w:spacing w:line="276" w:lineRule="auto"/>
+              <w:rPr>
+                <w:sz w:val="22"/>
+                <w:szCs w:val="22"/>
+                <w:lang w:val="en-US"/>
+              </w:rPr>
+            </w:pPr>
+            <w:r>
+              <w:rPr>
+                <w:sz w:val="22"/>
+                <w:szCs w:val="22"/>
+                <w:lang w:val="en-US"/>
+              </w:rPr>
+              <w:t>h2 {</w:t>
+            </w:r>
+          </w:p>
+          <w:p>
+            <w:pPr>
+              <w:spacing w:line="276" w:lineRule="auto"/>
+              <w:rPr>
+                <w:sz w:val="22"/>
+                <w:szCs w:val="22"/>
+                <w:lang w:val="en-US"/>
+              </w:rPr>
+            </w:pPr>
+            <w:r>
+              <w:rPr>
+                <w:sz w:val="22"/>
+                <w:szCs w:val="22"/>
+                <w:lang w:val="en-US"/>
+              </w:rPr>
+              <w:t>  color: #34495e;</w:t>
+            </w:r>
+          </w:p>
+          <w:p>
+            <w:pPr>
+              <w:spacing w:line="276" w:lineRule="auto"/>
+              <w:rPr>
+                <w:sz w:val="22"/>
+                <w:szCs w:val="22"/>
+                <w:lang w:val="en-US"/>
+              </w:rPr>
+            </w:pPr>
+            <w:r>
+              <w:rPr>
+                <w:sz w:val="22"/>
+                <w:szCs w:val="22"/>
+                <w:lang w:val="en-US"/>
+              </w:rPr>
+              <w:t>  margin-top: 30px;</w:t>
+            </w:r>
+          </w:p>
+          <w:p>
+            <w:pPr>
+              <w:spacing w:line="276" w:lineRule="auto"/>
+              <w:rPr>
+                <w:sz w:val="22"/>
+                <w:szCs w:val="22"/>
+                <w:lang w:val="en-US"/>
+              </w:rPr>
+            </w:pPr>
+            <w:r>
+              <w:rPr>
+                <w:sz w:val="22"/>
+                <w:szCs w:val="22"/>
+                <w:lang w:val="en-US"/>
+              </w:rPr>
+              <w:t>}</w:t>
             </w:r>
           </w:p>
           <w:p>
@@ -6253,48 +5452,6 @@
                 <w:szCs w:val="22"/>
               </w:rPr>
             </w:pPr>
-            <w:r>
-              <w:rPr>
-                <w:sz w:val="22"/>
-                <w:szCs w:val="22"/>
-              </w:rPr>
-              <w:lastRenderedPageBreak/>
-              <w:drawing>
-                <wp:inline distT="0" distB="0" distL="0" distR="0" wp14:anchorId="1E9AB710" wp14:editId="2EE2FE1C">
-                  <wp:extent cx="4846848" cy="2033514"/>
-                  <wp:effectExtent l="0" t="0" r="0" b="5080"/>
-                  <wp:docPr id="901477296" name="Picture 1"/>
-                  <wp:cNvGraphicFramePr>
-                    <a:graphicFrameLocks xmlns:a="http://schemas.openxmlformats.org/drawingml/2006/main" noChangeAspect="1"/>
-                  </wp:cNvGraphicFramePr>
-                  <a:graphic xmlns:a="http://schemas.openxmlformats.org/drawingml/2006/main">
-                    <a:graphicData uri="http://schemas.openxmlformats.org/drawingml/2006/picture">
-                      <pic:pic xmlns:pic="http://schemas.openxmlformats.org/drawingml/2006/picture">
-                        <pic:nvPicPr>
-                          <pic:cNvPr id="901477296" name=""/>
-                          <pic:cNvPicPr/>
-                        </pic:nvPicPr>
-                        <pic:blipFill>
-                          <a:blip r:embed="rId9"/>
-                          <a:stretch>
-                            <a:fillRect/>
-                          </a:stretch>
-                        </pic:blipFill>
-                        <pic:spPr>
-                          <a:xfrm>
-                            <a:off x="0" y="0"/>
-                            <a:ext cx="4866869" cy="2041914"/>
-                          </a:xfrm>
-                          <a:prstGeom prst="rect">
-                            <a:avLst/>
-                          </a:prstGeom>
-                        </pic:spPr>
-                      </pic:pic>
-                    </a:graphicData>
-                  </a:graphic>
-                </wp:inline>
-              </w:drawing>
-            </w:r>
           </w:p>
         </w:tc>
       </w:tr>
@@ -6316,25 +5473,16 @@
           <w:szCs w:val="22"/>
           <w:lang w:val="sv-SE"/>
         </w:rPr>
-        <w:t>Gambar E.2 – [</w:t>
+        <w:t xml:space="preserve">Gambar E.2 – </w:t>
       </w:r>
       <w:r>
         <w:rPr>
           <w:color w:val="555555"/>
           <w:sz w:val="22"/>
           <w:szCs w:val="22"/>
-          <w:lang w:val="sv-SE"/>
-        </w:rPr>
-        <w:t>Hasil  Penyusunan Profil Lini Produksi</w:t>
-      </w:r>
-      <w:r>
-        <w:rPr>
-          <w:color w:val="555555"/>
-          <w:sz w:val="22"/>
-          <w:szCs w:val="22"/>
-          <w:lang w:val="sv-SE"/>
-        </w:rPr>
-        <w:t>]</w:t>
+          <w:lang w:val="nb-NO"/>
+        </w:rPr>
+        <w:t>Output dari Langkah 2</w:t>
       </w:r>
     </w:p>
     <w:p>
@@ -6355,7 +5503,7 @@
           <w:szCs w:val="22"/>
           <w:lang w:val="sv-SE"/>
         </w:rPr>
-        <w:t>E.3 Langkah 3 – [</w:t>
+        <w:t xml:space="preserve">E.3 Langkah 3 – </w:t>
       </w:r>
       <w:r>
         <w:rPr>
@@ -6364,20 +5512,9 @@
           <w:color w:val="2C5F8A"/>
           <w:sz w:val="22"/>
           <w:szCs w:val="22"/>
-          <w:lang w:val="sv-SE"/>
-        </w:rPr>
-        <w:t>Membuat Form Input Data Produksi]</w:t>
-      </w:r>
-      <w:r>
-        <w:rPr>
-          <w:b/>
-          <w:bCs/>
-          <w:color w:val="2C5F8A"/>
-          <w:sz w:val="22"/>
-          <w:szCs w:val="22"/>
-          <w:lang w:val="sv-SE"/>
-        </w:rPr>
-        <w:t>]</w:t>
+          <w:lang w:val="nb-NO"/>
+        </w:rPr>
+        <w:t>Styling Tabel Data</w:t>
       </w:r>
     </w:p>
     <w:tbl>
@@ -6427,794 +5564,657 @@
               <w:rPr>
                 <w:sz w:val="22"/>
                 <w:szCs w:val="22"/>
+                <w:lang w:val="en-US"/>
+              </w:rPr>
+            </w:pPr>
+            <w:r>
+              <w:rPr>
+                <w:rFonts w:eastAsia="Courier New"/>
+                <w:color w:val="6A9955"/>
+                <w:sz w:val="22"/>
+                <w:szCs w:val="22"/>
+                <w:lang w:val="en-US"/>
+              </w:rPr>
+              <w:t>/* ======= KODE / OUTPUT LANGKAH 3 ======= */</w:t>
+            </w:r>
+          </w:p>
+          <w:p>
+            <w:pPr>
+              <w:spacing w:line="276" w:lineRule="auto"/>
+              <w:rPr>
+                <w:sz w:val="22"/>
+                <w:szCs w:val="22"/>
+                <w:lang w:val="en-US"/>
+              </w:rPr>
+            </w:pPr>
+            <w:r>
+              <w:rPr>
+                <w:sz w:val="22"/>
+                <w:szCs w:val="22"/>
+                <w:lang w:val="en-US"/>
+              </w:rPr>
+              <w:t>*  ===== LANGKAH 3 ===== */</w:t>
+            </w:r>
+          </w:p>
+          <w:p>
+            <w:pPr>
+              <w:spacing w:line="276" w:lineRule="auto"/>
+              <w:rPr>
+                <w:sz w:val="22"/>
+                <w:szCs w:val="22"/>
+                <w:lang w:val="en-US"/>
+              </w:rPr>
+            </w:pPr>
+            <w:r>
+              <w:rPr>
+                <w:sz w:val="22"/>
+                <w:szCs w:val="22"/>
+                <w:lang w:val="en-US"/>
+              </w:rPr>
+              <w:t>table {</w:t>
+            </w:r>
+          </w:p>
+          <w:p>
+            <w:pPr>
+              <w:spacing w:line="276" w:lineRule="auto"/>
+              <w:rPr>
+                <w:sz w:val="22"/>
+                <w:szCs w:val="22"/>
+                <w:lang w:val="en-US"/>
+              </w:rPr>
+            </w:pPr>
+            <w:r>
+              <w:rPr>
+                <w:sz w:val="22"/>
+                <w:szCs w:val="22"/>
+                <w:lang w:val="en-US"/>
+              </w:rPr>
+              <w:t>    width: 100%;</w:t>
+            </w:r>
+          </w:p>
+          <w:p>
+            <w:pPr>
+              <w:spacing w:line="276" w:lineRule="auto"/>
+              <w:rPr>
+                <w:sz w:val="22"/>
+                <w:szCs w:val="22"/>
+                <w:lang w:val="en-US"/>
+              </w:rPr>
+            </w:pPr>
+            <w:r>
+              <w:rPr>
+                <w:sz w:val="22"/>
+                <w:szCs w:val="22"/>
+                <w:lang w:val="en-US"/>
+              </w:rPr>
+              <w:t>    border-collapse: collapse; /*</w:t>
+            </w:r>
+            <w:proofErr w:type="spellStart"/>
+            <w:r>
+              <w:rPr>
+                <w:sz w:val="22"/>
+                <w:szCs w:val="22"/>
+                <w:lang w:val="en-US"/>
+              </w:rPr>
+              <w:t>menggabungkan</w:t>
+            </w:r>
+            <w:proofErr w:type="spellEnd"/>
+            <w:r>
+              <w:rPr>
+                <w:sz w:val="22"/>
+                <w:szCs w:val="22"/>
+                <w:lang w:val="en-US"/>
+              </w:rPr>
+              <w:t xml:space="preserve"> </w:t>
+            </w:r>
+            <w:proofErr w:type="spellStart"/>
+            <w:r>
+              <w:rPr>
+                <w:sz w:val="22"/>
+                <w:szCs w:val="22"/>
+                <w:lang w:val="en-US"/>
+              </w:rPr>
+              <w:t>bordedr</w:t>
+            </w:r>
+            <w:proofErr w:type="spellEnd"/>
+            <w:r>
+              <w:rPr>
+                <w:sz w:val="22"/>
+                <w:szCs w:val="22"/>
+                <w:lang w:val="en-US"/>
+              </w:rPr>
+              <w:t xml:space="preserve"> </w:t>
+            </w:r>
+            <w:proofErr w:type="spellStart"/>
+            <w:r>
+              <w:rPr>
+                <w:sz w:val="22"/>
+                <w:szCs w:val="22"/>
+                <w:lang w:val="en-US"/>
+              </w:rPr>
+              <w:t>gandan</w:t>
+            </w:r>
+            <w:proofErr w:type="spellEnd"/>
+            <w:r>
+              <w:rPr>
+                <w:sz w:val="22"/>
+                <w:szCs w:val="22"/>
+                <w:lang w:val="en-US"/>
+              </w:rPr>
+              <w:t xml:space="preserve"> </w:t>
+            </w:r>
+            <w:proofErr w:type="spellStart"/>
+            <w:r>
+              <w:rPr>
+                <w:sz w:val="22"/>
+                <w:szCs w:val="22"/>
+                <w:lang w:val="en-US"/>
+              </w:rPr>
+              <w:t>menjadi</w:t>
+            </w:r>
+            <w:proofErr w:type="spellEnd"/>
+            <w:r>
+              <w:rPr>
+                <w:sz w:val="22"/>
+                <w:szCs w:val="22"/>
+                <w:lang w:val="en-US"/>
+              </w:rPr>
+              <w:t xml:space="preserve"> </w:t>
+            </w:r>
+            <w:proofErr w:type="spellStart"/>
+            <w:r>
+              <w:rPr>
+                <w:sz w:val="22"/>
+                <w:szCs w:val="22"/>
+                <w:lang w:val="en-US"/>
+              </w:rPr>
+              <w:t>satu</w:t>
+            </w:r>
+            <w:proofErr w:type="spellEnd"/>
+            <w:r>
+              <w:rPr>
+                <w:sz w:val="22"/>
+                <w:szCs w:val="22"/>
+                <w:lang w:val="en-US"/>
+              </w:rPr>
+              <w:t>*/</w:t>
+            </w:r>
+          </w:p>
+          <w:p>
+            <w:pPr>
+              <w:spacing w:line="276" w:lineRule="auto"/>
+              <w:rPr>
+                <w:sz w:val="22"/>
+                <w:szCs w:val="22"/>
+                <w:lang w:val="en-US"/>
+              </w:rPr>
+            </w:pPr>
+            <w:r>
+              <w:rPr>
+                <w:sz w:val="22"/>
+                <w:szCs w:val="22"/>
+                <w:lang w:val="en-US"/>
+              </w:rPr>
+              <w:t>    margin-top: 20px;</w:t>
+            </w:r>
+          </w:p>
+          <w:p>
+            <w:pPr>
+              <w:spacing w:line="276" w:lineRule="auto"/>
+              <w:rPr>
+                <w:sz w:val="22"/>
+                <w:szCs w:val="22"/>
+                <w:lang w:val="en-US"/>
+              </w:rPr>
+            </w:pPr>
+            <w:r>
+              <w:rPr>
+                <w:sz w:val="22"/>
+                <w:szCs w:val="22"/>
+                <w:lang w:val="en-US"/>
+              </w:rPr>
+              <w:t xml:space="preserve">    box-shadow: 0 2px 5px </w:t>
+            </w:r>
+            <w:proofErr w:type="spellStart"/>
+            <w:proofErr w:type="gramStart"/>
+            <w:r>
+              <w:rPr>
+                <w:sz w:val="22"/>
+                <w:szCs w:val="22"/>
+                <w:lang w:val="en-US"/>
+              </w:rPr>
+              <w:t>rgba</w:t>
+            </w:r>
+            <w:proofErr w:type="spellEnd"/>
+            <w:r>
+              <w:rPr>
+                <w:sz w:val="22"/>
+                <w:szCs w:val="22"/>
+                <w:lang w:val="en-US"/>
+              </w:rPr>
+              <w:t>(</w:t>
+            </w:r>
+            <w:proofErr w:type="gramEnd"/>
+            <w:r>
+              <w:rPr>
+                <w:sz w:val="22"/>
+                <w:szCs w:val="22"/>
+                <w:lang w:val="en-US"/>
+              </w:rPr>
+              <w:t>(0,0,0,0,.1), green, blue, alpha); /*</w:t>
+            </w:r>
+            <w:proofErr w:type="spellStart"/>
+            <w:r>
+              <w:rPr>
+                <w:sz w:val="22"/>
+                <w:szCs w:val="22"/>
+                <w:lang w:val="en-US"/>
+              </w:rPr>
+              <w:t>Efek</w:t>
+            </w:r>
+            <w:proofErr w:type="spellEnd"/>
+            <w:r>
+              <w:rPr>
+                <w:sz w:val="22"/>
+                <w:szCs w:val="22"/>
+                <w:lang w:val="en-US"/>
+              </w:rPr>
+              <w:t xml:space="preserve"> </w:t>
+            </w:r>
+            <w:proofErr w:type="spellStart"/>
+            <w:r>
+              <w:rPr>
+                <w:sz w:val="22"/>
+                <w:szCs w:val="22"/>
+                <w:lang w:val="en-US"/>
+              </w:rPr>
+              <w:t>bayangan</w:t>
+            </w:r>
+            <w:proofErr w:type="spellEnd"/>
+            <w:r>
+              <w:rPr>
+                <w:sz w:val="22"/>
+                <w:szCs w:val="22"/>
+                <w:lang w:val="en-US"/>
+              </w:rPr>
+              <w:t xml:space="preserve"> </w:t>
+            </w:r>
+            <w:proofErr w:type="spellStart"/>
+            <w:r>
+              <w:rPr>
+                <w:sz w:val="22"/>
+                <w:szCs w:val="22"/>
+                <w:lang w:val="en-US"/>
+              </w:rPr>
+              <w:t>halus</w:t>
+            </w:r>
+            <w:proofErr w:type="spellEnd"/>
+            <w:r>
+              <w:rPr>
+                <w:sz w:val="22"/>
+                <w:szCs w:val="22"/>
+                <w:lang w:val="en-US"/>
+              </w:rPr>
+              <w:t>*/</w:t>
+            </w:r>
+          </w:p>
+          <w:p>
+            <w:pPr>
+              <w:spacing w:line="276" w:lineRule="auto"/>
+              <w:rPr>
+                <w:sz w:val="22"/>
+                <w:szCs w:val="22"/>
+                <w:lang w:val="en-US"/>
+              </w:rPr>
+            </w:pPr>
+            <w:r>
+              <w:rPr>
+                <w:sz w:val="22"/>
+                <w:szCs w:val="22"/>
+                <w:lang w:val="en-US"/>
+              </w:rPr>
+              <w:t>}</w:t>
+            </w:r>
+          </w:p>
+          <w:p>
+            <w:pPr>
+              <w:spacing w:line="276" w:lineRule="auto"/>
+              <w:rPr>
+                <w:sz w:val="22"/>
+                <w:szCs w:val="22"/>
+                <w:lang w:val="en-US"/>
+              </w:rPr>
+            </w:pPr>
+          </w:p>
+          <w:p>
+            <w:pPr>
+              <w:spacing w:line="276" w:lineRule="auto"/>
+              <w:rPr>
+                <w:sz w:val="22"/>
+                <w:szCs w:val="22"/>
+                <w:lang w:val="en-US"/>
+              </w:rPr>
+            </w:pPr>
+            <w:proofErr w:type="spellStart"/>
+            <w:r>
+              <w:rPr>
+                <w:sz w:val="22"/>
+                <w:szCs w:val="22"/>
+                <w:lang w:val="en-US"/>
+              </w:rPr>
+              <w:lastRenderedPageBreak/>
+              <w:t>th</w:t>
+            </w:r>
+            <w:proofErr w:type="spellEnd"/>
+            <w:r>
+              <w:rPr>
+                <w:sz w:val="22"/>
+                <w:szCs w:val="22"/>
+                <w:lang w:val="en-US"/>
+              </w:rPr>
+              <w:t>, td {</w:t>
+            </w:r>
+          </w:p>
+          <w:p>
+            <w:pPr>
+              <w:spacing w:line="276" w:lineRule="auto"/>
+              <w:rPr>
+                <w:sz w:val="22"/>
+                <w:szCs w:val="22"/>
+                <w:lang w:val="en-US"/>
+              </w:rPr>
+            </w:pPr>
+            <w:r>
+              <w:rPr>
+                <w:sz w:val="22"/>
+                <w:szCs w:val="22"/>
+                <w:lang w:val="en-US"/>
+              </w:rPr>
+              <w:t>    padding: 12px;</w:t>
+            </w:r>
+          </w:p>
+          <w:p>
+            <w:pPr>
+              <w:spacing w:line="276" w:lineRule="auto"/>
+              <w:rPr>
+                <w:sz w:val="22"/>
+                <w:szCs w:val="22"/>
+                <w:lang w:val="en-US"/>
+              </w:rPr>
+            </w:pPr>
+            <w:r>
+              <w:rPr>
+                <w:sz w:val="22"/>
+                <w:szCs w:val="22"/>
+                <w:lang w:val="en-US"/>
+              </w:rPr>
+              <w:t>    text-align: left;</w:t>
+            </w:r>
+          </w:p>
+          <w:p>
+            <w:pPr>
+              <w:spacing w:line="276" w:lineRule="auto"/>
+              <w:rPr>
+                <w:sz w:val="22"/>
+                <w:szCs w:val="22"/>
                 <w:lang w:val="sv-SE"/>
               </w:rPr>
             </w:pPr>
             <w:r>
               <w:rPr>
-                <w:rFonts w:eastAsia="Courier New"/>
-                <w:color w:val="6A9955"/>
+                <w:sz w:val="22"/>
+                <w:szCs w:val="22"/>
+                <w:lang w:val="en-US"/>
+              </w:rPr>
+              <w:t xml:space="preserve">    </w:t>
+            </w:r>
+            <w:r>
+              <w:rPr>
                 <w:sz w:val="22"/>
                 <w:szCs w:val="22"/>
                 <w:lang w:val="sv-SE"/>
               </w:rPr>
-              <w:t>/* ======= KODE / OUTPUT LANGKAH 3 ======= */</w:t>
-            </w:r>
-          </w:p>
-          <w:p>
-            <w:pPr>
-              <w:spacing w:line="276" w:lineRule="auto"/>
-              <w:rPr>
-                <w:sz w:val="22"/>
-                <w:szCs w:val="22"/>
-                <w:lang w:val="en-US"/>
-              </w:rPr>
-            </w:pPr>
-            <w:r>
-              <w:rPr>
-                <w:sz w:val="22"/>
-                <w:szCs w:val="22"/>
-                <w:lang w:val="en-US"/>
-              </w:rPr>
-              <w:t>&lt;h2&gt;Input Data Harian&lt;/h2&gt;</w:t>
-            </w:r>
-          </w:p>
-          <w:p>
-            <w:pPr>
-              <w:spacing w:line="276" w:lineRule="auto"/>
-              <w:rPr>
-                <w:sz w:val="22"/>
-                <w:szCs w:val="22"/>
-                <w:lang w:val="en-US"/>
-              </w:rPr>
-            </w:pPr>
-            <w:r>
-              <w:rPr>
-                <w:sz w:val="22"/>
-                <w:szCs w:val="22"/>
-                <w:lang w:val="en-US"/>
-              </w:rPr>
-              <w:t>&lt;form action=""&gt;</w:t>
-            </w:r>
-          </w:p>
-          <w:p>
-            <w:pPr>
-              <w:spacing w:line="276" w:lineRule="auto"/>
-              <w:rPr>
-                <w:sz w:val="22"/>
-                <w:szCs w:val="22"/>
-                <w:lang w:val="en-US"/>
-              </w:rPr>
-            </w:pPr>
-            <w:r>
-              <w:rPr>
-                <w:sz w:val="22"/>
-                <w:szCs w:val="22"/>
-                <w:lang w:val="en-US"/>
-              </w:rPr>
-              <w:t>  &lt;label for="</w:t>
-            </w:r>
-            <w:proofErr w:type="spellStart"/>
-            <w:r>
-              <w:rPr>
-                <w:sz w:val="22"/>
-                <w:szCs w:val="22"/>
-                <w:lang w:val="en-US"/>
-              </w:rPr>
-              <w:t>tanggal</w:t>
-            </w:r>
-            <w:proofErr w:type="spellEnd"/>
-            <w:r>
-              <w:rPr>
-                <w:sz w:val="22"/>
-                <w:szCs w:val="22"/>
-                <w:lang w:val="en-US"/>
-              </w:rPr>
-              <w:t>"&gt;</w:t>
-            </w:r>
-            <w:proofErr w:type="spellStart"/>
-            <w:r>
-              <w:rPr>
-                <w:sz w:val="22"/>
-                <w:szCs w:val="22"/>
-                <w:lang w:val="en-US"/>
-              </w:rPr>
-              <w:t>Tanggal</w:t>
-            </w:r>
-            <w:proofErr w:type="spellEnd"/>
-            <w:r>
-              <w:rPr>
-                <w:sz w:val="22"/>
-                <w:szCs w:val="22"/>
-                <w:lang w:val="en-US"/>
-              </w:rPr>
-              <w:t>:&lt;/label&gt;&lt;</w:t>
-            </w:r>
-            <w:proofErr w:type="spellStart"/>
-            <w:r>
-              <w:rPr>
-                <w:sz w:val="22"/>
-                <w:szCs w:val="22"/>
-                <w:lang w:val="en-US"/>
-              </w:rPr>
-              <w:t>br</w:t>
-            </w:r>
-            <w:proofErr w:type="spellEnd"/>
-            <w:r>
-              <w:rPr>
-                <w:sz w:val="22"/>
-                <w:szCs w:val="22"/>
-                <w:lang w:val="en-US"/>
-              </w:rPr>
-              <w:t>&gt;</w:t>
-            </w:r>
-          </w:p>
-          <w:p>
-            <w:pPr>
-              <w:spacing w:line="276" w:lineRule="auto"/>
-              <w:rPr>
-                <w:sz w:val="22"/>
-                <w:szCs w:val="22"/>
-                <w:lang w:val="en-US"/>
-              </w:rPr>
-            </w:pPr>
-            <w:r>
-              <w:rPr>
-                <w:sz w:val="22"/>
-                <w:szCs w:val="22"/>
-                <w:lang w:val="en-US"/>
-              </w:rPr>
-              <w:t>  &lt;input type="date" id="</w:t>
-            </w:r>
-            <w:proofErr w:type="spellStart"/>
-            <w:r>
-              <w:rPr>
-                <w:sz w:val="22"/>
-                <w:szCs w:val="22"/>
-                <w:lang w:val="en-US"/>
-              </w:rPr>
-              <w:t>tanggal</w:t>
-            </w:r>
-            <w:proofErr w:type="spellEnd"/>
-            <w:r>
-              <w:rPr>
-                <w:sz w:val="22"/>
-                <w:szCs w:val="22"/>
-                <w:lang w:val="en-US"/>
-              </w:rPr>
-              <w:t>" name="</w:t>
-            </w:r>
-            <w:proofErr w:type="spellStart"/>
-            <w:r>
-              <w:rPr>
-                <w:sz w:val="22"/>
-                <w:szCs w:val="22"/>
-                <w:lang w:val="en-US"/>
-              </w:rPr>
-              <w:t>tanggal</w:t>
-            </w:r>
-            <w:proofErr w:type="spellEnd"/>
-            <w:r>
-              <w:rPr>
-                <w:sz w:val="22"/>
-                <w:szCs w:val="22"/>
-                <w:lang w:val="en-US"/>
-              </w:rPr>
-              <w:t>" required&gt;&lt;</w:t>
-            </w:r>
-            <w:proofErr w:type="spellStart"/>
-            <w:r>
-              <w:rPr>
-                <w:sz w:val="22"/>
-                <w:szCs w:val="22"/>
-                <w:lang w:val="en-US"/>
-              </w:rPr>
-              <w:t>br</w:t>
-            </w:r>
-            <w:proofErr w:type="spellEnd"/>
-            <w:r>
-              <w:rPr>
-                <w:sz w:val="22"/>
-                <w:szCs w:val="22"/>
-                <w:lang w:val="en-US"/>
-              </w:rPr>
-              <w:t>&gt;&lt;</w:t>
-            </w:r>
-            <w:proofErr w:type="spellStart"/>
-            <w:r>
-              <w:rPr>
-                <w:sz w:val="22"/>
-                <w:szCs w:val="22"/>
-                <w:lang w:val="en-US"/>
-              </w:rPr>
-              <w:t>br</w:t>
-            </w:r>
-            <w:proofErr w:type="spellEnd"/>
-            <w:r>
-              <w:rPr>
-                <w:sz w:val="22"/>
-                <w:szCs w:val="22"/>
-                <w:lang w:val="en-US"/>
-              </w:rPr>
-              <w:t>&gt;</w:t>
-            </w:r>
-          </w:p>
-          <w:p>
-            <w:pPr>
-              <w:spacing w:line="276" w:lineRule="auto"/>
-              <w:rPr>
-                <w:sz w:val="22"/>
-                <w:szCs w:val="22"/>
-                <w:lang w:val="en-US"/>
-              </w:rPr>
-            </w:pPr>
-          </w:p>
-          <w:p>
-            <w:pPr>
-              <w:spacing w:line="276" w:lineRule="auto"/>
-              <w:rPr>
-                <w:sz w:val="22"/>
-                <w:szCs w:val="22"/>
-                <w:lang w:val="en-US"/>
-              </w:rPr>
-            </w:pPr>
-            <w:r>
-              <w:rPr>
-                <w:sz w:val="22"/>
-                <w:szCs w:val="22"/>
-                <w:lang w:val="en-US"/>
-              </w:rPr>
-              <w:t xml:space="preserve">  &lt;label for="shift"&gt;Shift </w:t>
-            </w:r>
-            <w:proofErr w:type="spellStart"/>
-            <w:r>
-              <w:rPr>
-                <w:sz w:val="22"/>
-                <w:szCs w:val="22"/>
-                <w:lang w:val="en-US"/>
-              </w:rPr>
-              <w:t>Kerja</w:t>
-            </w:r>
-            <w:proofErr w:type="spellEnd"/>
-            <w:r>
-              <w:rPr>
-                <w:sz w:val="22"/>
-                <w:szCs w:val="22"/>
-                <w:lang w:val="en-US"/>
-              </w:rPr>
-              <w:t>:&lt;/label&gt;&lt;</w:t>
-            </w:r>
-            <w:proofErr w:type="spellStart"/>
-            <w:r>
-              <w:rPr>
-                <w:sz w:val="22"/>
-                <w:szCs w:val="22"/>
-                <w:lang w:val="en-US"/>
-              </w:rPr>
-              <w:t>br</w:t>
-            </w:r>
-            <w:proofErr w:type="spellEnd"/>
-            <w:r>
-              <w:rPr>
-                <w:sz w:val="22"/>
-                <w:szCs w:val="22"/>
-                <w:lang w:val="en-US"/>
-              </w:rPr>
-              <w:t>&gt;</w:t>
-            </w:r>
-          </w:p>
-          <w:p>
-            <w:pPr>
-              <w:spacing w:line="276" w:lineRule="auto"/>
-              <w:rPr>
-                <w:sz w:val="22"/>
-                <w:szCs w:val="22"/>
-                <w:lang w:val="en-US"/>
-              </w:rPr>
-            </w:pPr>
-            <w:r>
-              <w:rPr>
-                <w:sz w:val="22"/>
-                <w:szCs w:val="22"/>
-                <w:lang w:val="en-US"/>
-              </w:rPr>
-              <w:t>  &lt;select id="shift" name="shift"&gt;</w:t>
-            </w:r>
-          </w:p>
-          <w:p>
-            <w:pPr>
-              <w:spacing w:line="276" w:lineRule="auto"/>
-              <w:rPr>
-                <w:sz w:val="22"/>
-                <w:szCs w:val="22"/>
-                <w:lang w:val="en-US"/>
-              </w:rPr>
-            </w:pPr>
-            <w:r>
-              <w:rPr>
-                <w:sz w:val="22"/>
-                <w:szCs w:val="22"/>
-                <w:lang w:val="en-US"/>
-              </w:rPr>
-              <w:t>    &lt;option value="Pagi"&gt;Pagi (08:00 - 16:00)&lt;/option&gt;</w:t>
-            </w:r>
-          </w:p>
-          <w:p>
-            <w:pPr>
-              <w:spacing w:line="276" w:lineRule="auto"/>
-              <w:rPr>
-                <w:sz w:val="22"/>
-                <w:szCs w:val="22"/>
-                <w:lang w:val="en-US"/>
-              </w:rPr>
-            </w:pPr>
-            <w:r>
-              <w:rPr>
-                <w:sz w:val="22"/>
-                <w:szCs w:val="22"/>
-                <w:lang w:val="en-US"/>
-              </w:rPr>
-              <w:t>    &lt;option value="Siang"&gt;Siang (16:00 - 24:00)&lt;/option&gt;</w:t>
-            </w:r>
-          </w:p>
-          <w:p>
-            <w:pPr>
-              <w:spacing w:line="276" w:lineRule="auto"/>
-              <w:rPr>
-                <w:sz w:val="22"/>
-                <w:szCs w:val="22"/>
-                <w:lang w:val="en-US"/>
-              </w:rPr>
-            </w:pPr>
-            <w:r>
-              <w:rPr>
-                <w:sz w:val="22"/>
-                <w:szCs w:val="22"/>
-                <w:lang w:val="en-US"/>
-              </w:rPr>
-              <w:t>    &lt;option value="Malam"&gt;Malam (00:00 - 08:00)&lt;/option&gt;</w:t>
-            </w:r>
-          </w:p>
-          <w:p>
-            <w:pPr>
-              <w:spacing w:line="276" w:lineRule="auto"/>
-              <w:rPr>
-                <w:sz w:val="22"/>
-                <w:szCs w:val="22"/>
-                <w:lang w:val="en-US"/>
-              </w:rPr>
-            </w:pPr>
-            <w:r>
-              <w:rPr>
-                <w:sz w:val="22"/>
-                <w:szCs w:val="22"/>
-                <w:lang w:val="en-US"/>
-              </w:rPr>
-              <w:t>  &lt;/select&gt;&lt;</w:t>
-            </w:r>
-            <w:proofErr w:type="spellStart"/>
-            <w:r>
-              <w:rPr>
-                <w:sz w:val="22"/>
-                <w:szCs w:val="22"/>
-                <w:lang w:val="en-US"/>
-              </w:rPr>
-              <w:t>br</w:t>
-            </w:r>
-            <w:proofErr w:type="spellEnd"/>
-            <w:r>
-              <w:rPr>
-                <w:sz w:val="22"/>
-                <w:szCs w:val="22"/>
-                <w:lang w:val="en-US"/>
-              </w:rPr>
-              <w:t>&gt;&lt;</w:t>
-            </w:r>
-            <w:proofErr w:type="spellStart"/>
-            <w:r>
-              <w:rPr>
-                <w:sz w:val="22"/>
-                <w:szCs w:val="22"/>
-                <w:lang w:val="en-US"/>
-              </w:rPr>
-              <w:t>br</w:t>
-            </w:r>
-            <w:proofErr w:type="spellEnd"/>
-            <w:r>
-              <w:rPr>
-                <w:sz w:val="22"/>
-                <w:szCs w:val="22"/>
-                <w:lang w:val="en-US"/>
-              </w:rPr>
-              <w:t>&gt;</w:t>
-            </w:r>
-          </w:p>
-          <w:p>
-            <w:pPr>
-              <w:spacing w:line="276" w:lineRule="auto"/>
-              <w:rPr>
-                <w:sz w:val="22"/>
-                <w:szCs w:val="22"/>
-                <w:lang w:val="en-US"/>
-              </w:rPr>
-            </w:pPr>
-          </w:p>
-          <w:p>
-            <w:pPr>
-              <w:spacing w:line="276" w:lineRule="auto"/>
-              <w:rPr>
-                <w:sz w:val="22"/>
-                <w:szCs w:val="22"/>
-                <w:lang w:val="en-US"/>
-              </w:rPr>
-            </w:pPr>
-            <w:r>
-              <w:rPr>
-                <w:sz w:val="22"/>
-                <w:szCs w:val="22"/>
-                <w:lang w:val="en-US"/>
-              </w:rPr>
-              <w:t>  &lt;label for="</w:t>
-            </w:r>
-            <w:proofErr w:type="spellStart"/>
-            <w:r>
-              <w:rPr>
-                <w:sz w:val="22"/>
-                <w:szCs w:val="22"/>
-                <w:lang w:val="en-US"/>
-              </w:rPr>
-              <w:t>jumlah</w:t>
-            </w:r>
-            <w:proofErr w:type="spellEnd"/>
-            <w:r>
-              <w:rPr>
-                <w:sz w:val="22"/>
-                <w:szCs w:val="22"/>
-                <w:lang w:val="en-US"/>
-              </w:rPr>
-              <w:t>"&gt;</w:t>
-            </w:r>
-            <w:proofErr w:type="spellStart"/>
-            <w:r>
-              <w:rPr>
-                <w:sz w:val="22"/>
-                <w:szCs w:val="22"/>
-                <w:lang w:val="en-US"/>
-              </w:rPr>
-              <w:t>Jumlah</w:t>
-            </w:r>
-            <w:proofErr w:type="spellEnd"/>
-            <w:r>
-              <w:rPr>
-                <w:sz w:val="22"/>
-                <w:szCs w:val="22"/>
-                <w:lang w:val="en-US"/>
-              </w:rPr>
-              <w:t xml:space="preserve"> </w:t>
-            </w:r>
-            <w:proofErr w:type="spellStart"/>
-            <w:r>
-              <w:rPr>
-                <w:sz w:val="22"/>
-                <w:szCs w:val="22"/>
-                <w:lang w:val="en-US"/>
-              </w:rPr>
-              <w:t>Produksi</w:t>
-            </w:r>
-            <w:proofErr w:type="spellEnd"/>
-            <w:r>
-              <w:rPr>
-                <w:sz w:val="22"/>
-                <w:szCs w:val="22"/>
-                <w:lang w:val="en-US"/>
-              </w:rPr>
-              <w:t xml:space="preserve"> (Unit):&lt;/label&gt;&lt;</w:t>
-            </w:r>
-            <w:proofErr w:type="spellStart"/>
-            <w:r>
-              <w:rPr>
-                <w:sz w:val="22"/>
-                <w:szCs w:val="22"/>
-                <w:lang w:val="en-US"/>
-              </w:rPr>
-              <w:t>br</w:t>
-            </w:r>
-            <w:proofErr w:type="spellEnd"/>
-            <w:r>
-              <w:rPr>
-                <w:sz w:val="22"/>
-                <w:szCs w:val="22"/>
-                <w:lang w:val="en-US"/>
-              </w:rPr>
-              <w:t>&gt;</w:t>
-            </w:r>
-          </w:p>
-          <w:p>
-            <w:pPr>
-              <w:spacing w:line="276" w:lineRule="auto"/>
-              <w:rPr>
-                <w:sz w:val="22"/>
-                <w:szCs w:val="22"/>
-                <w:lang w:val="en-US"/>
-              </w:rPr>
-            </w:pPr>
-            <w:r>
-              <w:rPr>
-                <w:sz w:val="22"/>
-                <w:szCs w:val="22"/>
-                <w:lang w:val="en-US"/>
-              </w:rPr>
-              <w:t>  &lt;input type="number" id="</w:t>
-            </w:r>
-            <w:proofErr w:type="spellStart"/>
-            <w:r>
-              <w:rPr>
-                <w:sz w:val="22"/>
-                <w:szCs w:val="22"/>
-                <w:lang w:val="en-US"/>
-              </w:rPr>
-              <w:t>jumlah</w:t>
-            </w:r>
-            <w:proofErr w:type="spellEnd"/>
-            <w:r>
-              <w:rPr>
-                <w:sz w:val="22"/>
-                <w:szCs w:val="22"/>
-                <w:lang w:val="en-US"/>
-              </w:rPr>
-              <w:t>" name="</w:t>
-            </w:r>
-            <w:proofErr w:type="spellStart"/>
-            <w:r>
-              <w:rPr>
-                <w:sz w:val="22"/>
-                <w:szCs w:val="22"/>
-                <w:lang w:val="en-US"/>
-              </w:rPr>
-              <w:t>jumlah</w:t>
-            </w:r>
-            <w:proofErr w:type="spellEnd"/>
-            <w:r>
-              <w:rPr>
-                <w:sz w:val="22"/>
-                <w:szCs w:val="22"/>
-                <w:lang w:val="en-US"/>
-              </w:rPr>
-              <w:t xml:space="preserve">" min="0" max="600" placeholder="Masukkan </w:t>
-            </w:r>
-            <w:proofErr w:type="spellStart"/>
-            <w:r>
-              <w:rPr>
-                <w:sz w:val="22"/>
-                <w:szCs w:val="22"/>
-                <w:lang w:val="en-US"/>
-              </w:rPr>
-              <w:t>jumlah</w:t>
-            </w:r>
-            <w:proofErr w:type="spellEnd"/>
-            <w:r>
-              <w:rPr>
-                <w:sz w:val="22"/>
-                <w:szCs w:val="22"/>
-                <w:lang w:val="en-US"/>
-              </w:rPr>
-              <w:t>..."&gt;&lt;</w:t>
-            </w:r>
-            <w:proofErr w:type="spellStart"/>
-            <w:r>
-              <w:rPr>
-                <w:sz w:val="22"/>
-                <w:szCs w:val="22"/>
-                <w:lang w:val="en-US"/>
-              </w:rPr>
-              <w:t>br</w:t>
-            </w:r>
-            <w:proofErr w:type="spellEnd"/>
-            <w:r>
-              <w:rPr>
-                <w:sz w:val="22"/>
-                <w:szCs w:val="22"/>
-                <w:lang w:val="en-US"/>
-              </w:rPr>
-              <w:t>&gt;&lt;</w:t>
-            </w:r>
-            <w:proofErr w:type="spellStart"/>
-            <w:r>
-              <w:rPr>
-                <w:sz w:val="22"/>
-                <w:szCs w:val="22"/>
-                <w:lang w:val="en-US"/>
-              </w:rPr>
-              <w:t>br</w:t>
-            </w:r>
-            <w:proofErr w:type="spellEnd"/>
-            <w:r>
-              <w:rPr>
-                <w:sz w:val="22"/>
-                <w:szCs w:val="22"/>
-                <w:lang w:val="en-US"/>
-              </w:rPr>
-              <w:t>&gt;</w:t>
-            </w:r>
-          </w:p>
-          <w:p>
-            <w:pPr>
-              <w:spacing w:line="276" w:lineRule="auto"/>
-              <w:rPr>
-                <w:sz w:val="22"/>
-                <w:szCs w:val="22"/>
-                <w:lang w:val="en-US"/>
-              </w:rPr>
-            </w:pPr>
-          </w:p>
-          <w:p>
-            <w:pPr>
-              <w:spacing w:line="276" w:lineRule="auto"/>
-              <w:rPr>
-                <w:sz w:val="22"/>
-                <w:szCs w:val="22"/>
-                <w:lang w:val="sv-SE"/>
-              </w:rPr>
-            </w:pPr>
-            <w:r>
-              <w:rPr>
-                <w:sz w:val="22"/>
-                <w:szCs w:val="22"/>
-                <w:lang w:val="en-US"/>
-              </w:rPr>
-              <w:t xml:space="preserve">  </w:t>
-            </w:r>
-            <w:r>
-              <w:rPr>
-                <w:sz w:val="22"/>
-                <w:szCs w:val="22"/>
-                <w:lang w:val="sv-SE"/>
-              </w:rPr>
-              <w:t>&lt;label for="catatan"&gt;Catatan Kerusakan:&lt;/label&gt;&lt;br&gt;</w:t>
-            </w:r>
-          </w:p>
-          <w:p>
-            <w:pPr>
-              <w:spacing w:line="276" w:lineRule="auto"/>
-              <w:rPr>
-                <w:sz w:val="22"/>
-                <w:szCs w:val="22"/>
-                <w:lang w:val="sv-SE"/>
-              </w:rPr>
-            </w:pPr>
-            <w:r>
-              <w:rPr>
-                <w:sz w:val="22"/>
-                <w:szCs w:val="22"/>
-                <w:lang w:val="sv-SE"/>
-              </w:rPr>
-              <w:t>  &lt;textarea id="catatan" name="catatan" rows="4" cols="50" placeholder="Deskripsikan jika ada kendala..."&gt;&lt;/textarea&gt;&lt;br&gt;</w:t>
-            </w:r>
-          </w:p>
-          <w:p>
-            <w:pPr>
-              <w:spacing w:line="276" w:lineRule="auto"/>
-              <w:rPr>
-                <w:sz w:val="22"/>
-                <w:szCs w:val="22"/>
-                <w:lang w:val="sv-SE"/>
-              </w:rPr>
-            </w:pPr>
-          </w:p>
-          <w:p>
-            <w:pPr>
-              <w:spacing w:line="276" w:lineRule="auto"/>
-              <w:rPr>
-                <w:sz w:val="22"/>
-                <w:szCs w:val="22"/>
-                <w:lang w:val="en-US"/>
-              </w:rPr>
-            </w:pPr>
-            <w:r>
-              <w:rPr>
-                <w:sz w:val="22"/>
-                <w:szCs w:val="22"/>
-                <w:lang w:val="sv-SE"/>
-              </w:rPr>
-              <w:t xml:space="preserve">  </w:t>
-            </w:r>
-            <w:r>
-              <w:rPr>
-                <w:sz w:val="22"/>
-                <w:szCs w:val="22"/>
-                <w:lang w:val="en-US"/>
-              </w:rPr>
-              <w:t>&lt;button type="submit"&gt;</w:t>
-            </w:r>
-            <w:proofErr w:type="spellStart"/>
-            <w:r>
-              <w:rPr>
-                <w:sz w:val="22"/>
-                <w:szCs w:val="22"/>
-                <w:lang w:val="en-US"/>
-              </w:rPr>
-              <w:t>Simpan</w:t>
-            </w:r>
-            <w:proofErr w:type="spellEnd"/>
-            <w:r>
-              <w:rPr>
-                <w:sz w:val="22"/>
-                <w:szCs w:val="22"/>
-                <w:lang w:val="en-US"/>
-              </w:rPr>
-              <w:t xml:space="preserve"> Data&lt;/button&gt;</w:t>
-            </w:r>
-          </w:p>
-          <w:p>
-            <w:pPr>
-              <w:spacing w:line="276" w:lineRule="auto"/>
-              <w:rPr>
-                <w:sz w:val="22"/>
-                <w:szCs w:val="22"/>
-                <w:lang w:val="en-US"/>
-              </w:rPr>
-            </w:pPr>
-            <w:r>
-              <w:rPr>
-                <w:sz w:val="22"/>
-                <w:szCs w:val="22"/>
-                <w:lang w:val="en-US"/>
-              </w:rPr>
-              <w:t>&lt;/form&gt;</w:t>
-            </w:r>
-          </w:p>
-          <w:p>
-            <w:pPr>
-              <w:spacing w:line="276" w:lineRule="auto"/>
-              <w:rPr>
-                <w:sz w:val="22"/>
-                <w:szCs w:val="22"/>
-                <w:lang w:val="en-US"/>
-              </w:rPr>
-            </w:pPr>
-            <w:r>
-              <w:rPr>
-                <w:sz w:val="22"/>
-                <w:szCs w:val="22"/>
-                <w:lang w:val="en-US"/>
-              </w:rPr>
-              <w:t>&lt;/section&gt;</w:t>
-            </w:r>
-          </w:p>
-          <w:p>
-            <w:pPr>
-              <w:spacing w:line="276" w:lineRule="auto"/>
-              <w:rPr>
-                <w:sz w:val="22"/>
-                <w:szCs w:val="22"/>
-                <w:lang w:val="en-US"/>
-              </w:rPr>
-            </w:pPr>
-            <w:r>
-              <w:rPr>
-                <w:sz w:val="22"/>
-                <w:szCs w:val="22"/>
-                <w:lang w:val="en-US"/>
-              </w:rPr>
-              <w:t>&lt;/body&gt;</w:t>
-            </w:r>
-          </w:p>
-          <w:p>
-            <w:pPr>
-              <w:spacing w:line="276" w:lineRule="auto"/>
-              <w:rPr>
-                <w:sz w:val="22"/>
-                <w:szCs w:val="22"/>
-                <w:lang w:val="en-US"/>
-              </w:rPr>
-            </w:pPr>
-            <w:r>
-              <w:rPr>
-                <w:sz w:val="22"/>
-                <w:szCs w:val="22"/>
-                <w:lang w:val="en-US"/>
-              </w:rPr>
-              <w:t>&lt;/html&gt;</w:t>
+              <w:t>border-bottom: 1px solid #ddd;</w:t>
+            </w:r>
+          </w:p>
+          <w:p>
+            <w:pPr>
+              <w:spacing w:line="276" w:lineRule="auto"/>
+              <w:rPr>
+                <w:sz w:val="22"/>
+                <w:szCs w:val="22"/>
+                <w:lang w:val="en-US"/>
+              </w:rPr>
+            </w:pPr>
+            <w:r>
+              <w:rPr>
+                <w:sz w:val="22"/>
+                <w:szCs w:val="22"/>
+                <w:lang w:val="en-US"/>
+              </w:rPr>
+              <w:t>}</w:t>
+            </w:r>
+          </w:p>
+          <w:p>
+            <w:pPr>
+              <w:spacing w:line="276" w:lineRule="auto"/>
+              <w:rPr>
+                <w:sz w:val="22"/>
+                <w:szCs w:val="22"/>
+                <w:lang w:val="en-US"/>
+              </w:rPr>
+            </w:pPr>
+          </w:p>
+          <w:p>
+            <w:pPr>
+              <w:spacing w:line="276" w:lineRule="auto"/>
+              <w:rPr>
+                <w:sz w:val="22"/>
+                <w:szCs w:val="22"/>
+                <w:lang w:val="en-US"/>
+              </w:rPr>
+            </w:pPr>
+            <w:proofErr w:type="spellStart"/>
+            <w:r>
+              <w:rPr>
+                <w:sz w:val="22"/>
+                <w:szCs w:val="22"/>
+                <w:lang w:val="en-US"/>
+              </w:rPr>
+              <w:t>th</w:t>
+            </w:r>
+            <w:proofErr w:type="spellEnd"/>
+            <w:r>
+              <w:rPr>
+                <w:sz w:val="22"/>
+                <w:szCs w:val="22"/>
+                <w:lang w:val="en-US"/>
+              </w:rPr>
+              <w:t xml:space="preserve"> {</w:t>
+            </w:r>
+          </w:p>
+          <w:p>
+            <w:pPr>
+              <w:spacing w:line="276" w:lineRule="auto"/>
+              <w:rPr>
+                <w:sz w:val="22"/>
+                <w:szCs w:val="22"/>
+                <w:lang w:val="en-US"/>
+              </w:rPr>
+            </w:pPr>
+            <w:r>
+              <w:rPr>
+                <w:sz w:val="22"/>
+                <w:szCs w:val="22"/>
+                <w:lang w:val="en-US"/>
+              </w:rPr>
+              <w:t xml:space="preserve">    background-color: #2980b9; /*Biru </w:t>
+            </w:r>
+            <w:proofErr w:type="spellStart"/>
+            <w:r>
+              <w:rPr>
+                <w:sz w:val="22"/>
+                <w:szCs w:val="22"/>
+                <w:lang w:val="en-US"/>
+              </w:rPr>
+              <w:t>profesional</w:t>
+            </w:r>
+            <w:proofErr w:type="spellEnd"/>
+            <w:r>
+              <w:rPr>
+                <w:sz w:val="22"/>
+                <w:szCs w:val="22"/>
+                <w:lang w:val="en-US"/>
+              </w:rPr>
+              <w:t xml:space="preserve"> */</w:t>
+            </w:r>
+          </w:p>
+          <w:p>
+            <w:pPr>
+              <w:spacing w:line="276" w:lineRule="auto"/>
+              <w:rPr>
+                <w:sz w:val="22"/>
+                <w:szCs w:val="22"/>
+                <w:lang w:val="en-US"/>
+              </w:rPr>
+            </w:pPr>
+            <w:r>
+              <w:rPr>
+                <w:sz w:val="22"/>
+                <w:szCs w:val="22"/>
+                <w:lang w:val="en-US"/>
+              </w:rPr>
+              <w:t>    color: white;</w:t>
+            </w:r>
+          </w:p>
+          <w:p>
+            <w:pPr>
+              <w:spacing w:line="276" w:lineRule="auto"/>
+              <w:rPr>
+                <w:sz w:val="22"/>
+                <w:szCs w:val="22"/>
+                <w:lang w:val="en-US"/>
+              </w:rPr>
+            </w:pPr>
+            <w:r>
+              <w:rPr>
+                <w:sz w:val="22"/>
+                <w:szCs w:val="22"/>
+                <w:lang w:val="en-US"/>
+              </w:rPr>
+              <w:t>}</w:t>
+            </w:r>
+          </w:p>
+          <w:p>
+            <w:pPr>
+              <w:spacing w:line="276" w:lineRule="auto"/>
+              <w:rPr>
+                <w:sz w:val="22"/>
+                <w:szCs w:val="22"/>
+                <w:lang w:val="en-US"/>
+              </w:rPr>
+            </w:pPr>
+          </w:p>
+          <w:p>
+            <w:pPr>
+              <w:spacing w:line="276" w:lineRule="auto"/>
+              <w:rPr>
+                <w:sz w:val="22"/>
+                <w:szCs w:val="22"/>
+                <w:lang w:val="en-US"/>
+              </w:rPr>
+            </w:pPr>
+            <w:proofErr w:type="spellStart"/>
+            <w:proofErr w:type="gramStart"/>
+            <w:r>
+              <w:rPr>
+                <w:sz w:val="22"/>
+                <w:szCs w:val="22"/>
+                <w:lang w:val="en-US"/>
+              </w:rPr>
+              <w:t>tr:hover</w:t>
+            </w:r>
+            <w:proofErr w:type="spellEnd"/>
+            <w:proofErr w:type="gramEnd"/>
+            <w:r>
+              <w:rPr>
+                <w:sz w:val="22"/>
+                <w:szCs w:val="22"/>
+                <w:lang w:val="en-US"/>
+              </w:rPr>
+              <w:t xml:space="preserve"> {</w:t>
+            </w:r>
+          </w:p>
+          <w:p>
+            <w:pPr>
+              <w:spacing w:line="276" w:lineRule="auto"/>
+              <w:rPr>
+                <w:sz w:val="22"/>
+                <w:szCs w:val="22"/>
+                <w:lang w:val="en-US"/>
+              </w:rPr>
+            </w:pPr>
+            <w:r>
+              <w:rPr>
+                <w:sz w:val="22"/>
+                <w:szCs w:val="22"/>
+                <w:lang w:val="en-US"/>
+              </w:rPr>
+              <w:t xml:space="preserve">    background-color: #f1f1f1; /*highlight baris </w:t>
+            </w:r>
+            <w:proofErr w:type="spellStart"/>
+            <w:r>
+              <w:rPr>
+                <w:sz w:val="22"/>
+                <w:szCs w:val="22"/>
+                <w:lang w:val="en-US"/>
+              </w:rPr>
+              <w:t>saat</w:t>
+            </w:r>
+            <w:proofErr w:type="spellEnd"/>
+            <w:r>
+              <w:rPr>
+                <w:sz w:val="22"/>
+                <w:szCs w:val="22"/>
+                <w:lang w:val="en-US"/>
+              </w:rPr>
+              <w:t xml:space="preserve"> mouse </w:t>
+            </w:r>
+            <w:proofErr w:type="spellStart"/>
+            <w:r>
+              <w:rPr>
+                <w:sz w:val="22"/>
+                <w:szCs w:val="22"/>
+                <w:lang w:val="en-US"/>
+              </w:rPr>
+              <w:t>diarahkan</w:t>
+            </w:r>
+            <w:proofErr w:type="spellEnd"/>
+            <w:r>
+              <w:rPr>
+                <w:sz w:val="22"/>
+                <w:szCs w:val="22"/>
+                <w:lang w:val="en-US"/>
+              </w:rPr>
+              <w:t>*/</w:t>
+            </w:r>
+          </w:p>
+          <w:p>
+            <w:pPr>
+              <w:spacing w:line="276" w:lineRule="auto"/>
+              <w:rPr>
+                <w:sz w:val="22"/>
+                <w:szCs w:val="22"/>
+                <w:lang w:val="en-US"/>
+              </w:rPr>
+            </w:pPr>
+            <w:r>
+              <w:rPr>
+                <w:sz w:val="22"/>
+                <w:szCs w:val="22"/>
+                <w:lang w:val="en-US"/>
+              </w:rPr>
+              <w:t>}</w:t>
             </w:r>
           </w:p>
           <w:p>
@@ -7315,12 +6315,11 @@
                 <w:sz w:val="22"/>
                 <w:szCs w:val="22"/>
               </w:rPr>
-              <w:lastRenderedPageBreak/>
               <w:drawing>
-                <wp:inline distT="0" distB="0" distL="0" distR="0" wp14:anchorId="166789B6" wp14:editId="232E9852">
-                  <wp:extent cx="3023334" cy="2012883"/>
-                  <wp:effectExtent l="0" t="0" r="5715" b="6985"/>
-                  <wp:docPr id="1434952652" name="Picture 1"/>
+                <wp:inline distT="0" distB="0" distL="0" distR="0" wp14:anchorId="1B83D37F" wp14:editId="236A6A6B">
+                  <wp:extent cx="3067050" cy="2112195"/>
+                  <wp:effectExtent l="0" t="0" r="0" b="2540"/>
+                  <wp:docPr id="1438926557" name="Picture 1"/>
                   <wp:cNvGraphicFramePr>
                     <a:graphicFrameLocks xmlns:a="http://schemas.openxmlformats.org/drawingml/2006/main" noChangeAspect="1"/>
                   </wp:cNvGraphicFramePr>
@@ -7328,11 +6327,11 @@
                     <a:graphicData uri="http://schemas.openxmlformats.org/drawingml/2006/picture">
                       <pic:pic xmlns:pic="http://schemas.openxmlformats.org/drawingml/2006/picture">
                         <pic:nvPicPr>
-                          <pic:cNvPr id="1434952652" name=""/>
+                          <pic:cNvPr id="1438926557" name=""/>
                           <pic:cNvPicPr/>
                         </pic:nvPicPr>
                         <pic:blipFill>
-                          <a:blip r:embed="rId10"/>
+                          <a:blip r:embed="rId9"/>
                           <a:stretch>
                             <a:fillRect/>
                           </a:stretch>
@@ -7340,7 +6339,7 @@
                         <pic:spPr>
                           <a:xfrm>
                             <a:off x="0" y="0"/>
-                            <a:ext cx="3043037" cy="2026001"/>
+                            <a:ext cx="3090497" cy="2128342"/>
                           </a:xfrm>
                           <a:prstGeom prst="rect">
                             <a:avLst/>
@@ -7373,7 +6372,7 @@
           <w:szCs w:val="22"/>
           <w:lang w:val="sv-SE"/>
         </w:rPr>
-        <w:t>Gambar E.3 – [</w:t>
+        <w:t xml:space="preserve">Gambar E.3 – </w:t>
       </w:r>
       <w:r>
         <w:rPr>
@@ -7382,16 +6381,7 @@
           <w:szCs w:val="22"/>
           <w:lang w:val="sv-SE"/>
         </w:rPr>
-        <w:t>Hasil Pembuatan Form Input Harian</w:t>
-      </w:r>
-      <w:r>
-        <w:rPr>
-          <w:color w:val="555555"/>
-          <w:sz w:val="22"/>
-          <w:szCs w:val="22"/>
-          <w:lang w:val="sv-SE"/>
-        </w:rPr>
-        <w:t>]</w:t>
+        <w:t>output langkah 3</w:t>
       </w:r>
     </w:p>
     <w:p>
@@ -7646,6 +6636,7 @@
                 <w:szCs w:val="22"/>
                 <w:lang w:val="en-US"/>
               </w:rPr>
+              <w:lastRenderedPageBreak/>
               <w:t>&lt;section&gt;</w:t>
             </w:r>
           </w:p>
@@ -8274,7 +7265,6 @@
                 <w:szCs w:val="22"/>
                 <w:lang w:val="en-US"/>
               </w:rPr>
-              <w:lastRenderedPageBreak/>
               <w:t>    &lt;tr&gt;</w:t>
             </w:r>
           </w:p>
@@ -8567,7 +7557,7 @@
                           <pic:cNvPicPr/>
                         </pic:nvPicPr>
                         <pic:blipFill>
-                          <a:blip r:embed="rId11"/>
+                          <a:blip r:embed="rId10"/>
                           <a:stretch>
                             <a:fillRect/>
                           </a:stretch>
@@ -8725,6 +7715,7 @@
                 <w:szCs w:val="22"/>
                 <w:lang w:val="sv-SE"/>
               </w:rPr>
+              <w:lastRenderedPageBreak/>
               <w:t>Pada input "Jumlah Produksi", tambahkan atribut `max` dengan nilai 600 (maksimal kapasitas mesin).</w:t>
             </w:r>
           </w:p>
@@ -9212,7 +8203,6 @@
                 <w:szCs w:val="22"/>
                 <w:lang w:val="en-US"/>
               </w:rPr>
-              <w:lastRenderedPageBreak/>
               <w:t>&lt;/html&gt;</w:t>
             </w:r>
           </w:p>
@@ -9309,7 +8299,7 @@
                           <pic:cNvPicPr/>
                         </pic:nvPicPr>
                         <pic:blipFill>
-                          <a:blip r:embed="rId12"/>
+                          <a:blip r:embed="rId11"/>
                           <a:stretch>
                             <a:fillRect/>
                           </a:stretch>
@@ -9350,7 +8340,7 @@
                           <pic:cNvPicPr/>
                         </pic:nvPicPr>
                         <pic:blipFill>
-                          <a:blip r:embed="rId13"/>
+                          <a:blip r:embed="rId12"/>
                           <a:stretch>
                             <a:fillRect/>
                           </a:stretch>
@@ -9819,6 +8809,7 @@
           <w:szCs w:val="22"/>
           <w:lang w:val="sv-SE"/>
         </w:rPr>
+        <w:lastRenderedPageBreak/>
         <w:t>Penjelasan pendekatan/solusi yang digunakan:</w:t>
       </w:r>
     </w:p>
@@ -9979,7 +8970,6 @@
                 <w:szCs w:val="22"/>
                 <w:lang w:val="en-US"/>
               </w:rPr>
-              <w:lastRenderedPageBreak/>
               <w:t>[</w:t>
             </w:r>
             <w:r>
@@ -10980,7 +9970,29 @@
                 <w:szCs w:val="22"/>
                 <w:lang w:val="en-US"/>
               </w:rPr>
-              <w:t>            &lt;!-- Jenis Cacat --&gt;</w:t>
+              <w:t xml:space="preserve">            </w:t>
+            </w:r>
+            <w:proofErr w:type="gramStart"/>
+            <w:r>
+              <w:rPr>
+                <w:rFonts w:eastAsia="Courier New"/>
+                <w:color w:val="D4D4D4"/>
+                <w:sz w:val="22"/>
+                <w:szCs w:val="22"/>
+                <w:lang w:val="en-US"/>
+              </w:rPr>
+              <w:t>&lt;!--</w:t>
+            </w:r>
+            <w:proofErr w:type="gramEnd"/>
+            <w:r>
+              <w:rPr>
+                <w:rFonts w:eastAsia="Courier New"/>
+                <w:color w:val="D4D4D4"/>
+                <w:sz w:val="22"/>
+                <w:szCs w:val="22"/>
+                <w:lang w:val="en-US"/>
+              </w:rPr>
+              <w:t xml:space="preserve"> Jenis Cacat --&gt;</w:t>
             </w:r>
           </w:p>
           <w:p>
@@ -11710,8 +10722,29 @@
                 <w:szCs w:val="22"/>
                 <w:lang w:val="en-US"/>
               </w:rPr>
-              <w:lastRenderedPageBreak/>
-              <w:t xml:space="preserve">            &lt;!-- </w:t>
+              <w:t xml:space="preserve">            </w:t>
+            </w:r>
+            <w:proofErr w:type="gramStart"/>
+            <w:r>
+              <w:rPr>
+                <w:rFonts w:eastAsia="Courier New"/>
+                <w:color w:val="D4D4D4"/>
+                <w:sz w:val="22"/>
+                <w:szCs w:val="22"/>
+                <w:lang w:val="en-US"/>
+              </w:rPr>
+              <w:t>&lt;!--</w:t>
+            </w:r>
+            <w:proofErr w:type="gramEnd"/>
+            <w:r>
+              <w:rPr>
+                <w:rFonts w:eastAsia="Courier New"/>
+                <w:color w:val="D4D4D4"/>
+                <w:sz w:val="22"/>
+                <w:szCs w:val="22"/>
+                <w:lang w:val="en-US"/>
+              </w:rPr>
+              <w:t xml:space="preserve"> </w:t>
             </w:r>
             <w:proofErr w:type="spellStart"/>
             <w:r>
@@ -12455,6 +11488,7 @@
                 <w:sz w:val="22"/>
                 <w:szCs w:val="22"/>
               </w:rPr>
+              <w:lastRenderedPageBreak/>
               <w:drawing>
                 <wp:inline distT="0" distB="0" distL="0" distR="0" wp14:anchorId="6A1B24D1" wp14:editId="3CDD37A7">
                   <wp:extent cx="2032000" cy="2135322"/>
@@ -12471,7 +11505,7 @@
                           <pic:cNvPicPr/>
                         </pic:nvPicPr>
                         <pic:blipFill>
-                          <a:blip r:embed="rId14"/>
+                          <a:blip r:embed="rId13"/>
                           <a:stretch>
                             <a:fillRect/>
                           </a:stretch>
@@ -16586,7 +15620,7 @@
                           </pic:cNvPicPr>
                         </pic:nvPicPr>
                         <pic:blipFill>
-                          <a:blip r:embed="rId15" cstate="print">
+                          <a:blip r:embed="rId14" cstate="print">
                             <a:extLst>
                               <a:ext uri="{28A0092B-C50C-407E-A947-70E740481C1C}">
                                 <a14:useLocalDpi xmlns:a14="http://schemas.microsoft.com/office/drawing/2010/main" val="0"/>
@@ -16879,8 +15913,8 @@
       </w:pPr>
     </w:p>
     <w:sectPr>
-      <w:headerReference w:type="default" r:id="rId16"/>
-      <w:footerReference w:type="default" r:id="rId17"/>
+      <w:headerReference w:type="default" r:id="rId15"/>
+      <w:footerReference w:type="default" r:id="rId16"/>
       <w:pgSz w:w="11906" w:h="16838"/>
       <w:pgMar w:top="1701" w:right="1701" w:bottom="1701" w:left="2268" w:header="708" w:footer="708" w:gutter="0"/>
       <w:cols w:space="720"/>
@@ -16921,6 +15955,9 @@
       </w:tabs>
       <w:spacing w:before="80"/>
       <w:rPr>
+        <w:color w:val="555555"/>
+        <w:sz w:val="16"/>
+        <w:szCs w:val="16"/>
         <w:lang w:val="sv-SE"/>
       </w:rPr>
     </w:pPr>
@@ -16967,7 +16004,16 @@
         <w:szCs w:val="16"/>
         <w:lang w:val="sv-SE"/>
       </w:rPr>
-      <w:t>Praktikum 1</w:t>
+      <w:t xml:space="preserve">Praktikum </w:t>
+    </w:r>
+    <w:r>
+      <w:rPr>
+        <w:color w:val="555555"/>
+        <w:sz w:val="16"/>
+        <w:szCs w:val="16"/>
+        <w:lang w:val="sv-SE"/>
+      </w:rPr>
+      <w:t>2</w:t>
     </w:r>
     <w:r>
       <w:rPr>
